--- a/4.质量管理/1.流程制度规范类文件/HXDL-ITSS-0403运维服务质量管理制度.docx
+++ b/4.质量管理/1.流程制度规范类文件/HXDL-ITSS-0403运维服务质量管理制度.docx
@@ -26,7 +26,7 @@
           <w:lang w:val="en-US" w:eastAsia="zh-CN"/>
         </w:rPr>
       </w:pPr>
-      <w:bookmarkStart w:id="0" w:name="_Toc24285"/>
+      <w:bookmarkStart w:id="0" w:name="_Toc11624"/>
       <w:r>
         <w:drawing>
           <wp:anchor distT="0" distB="0" distL="114300" distR="114300" simplePos="0" relativeHeight="251659264" behindDoc="1" locked="0" layoutInCell="1" allowOverlap="1">
@@ -112,7 +112,7 @@
           <w:lang w:val="en-US" w:eastAsia="zh-CN"/>
         </w:rPr>
       </w:pPr>
-      <w:bookmarkStart w:id="1" w:name="_Toc3526"/>
+      <w:bookmarkStart w:id="1" w:name="_Toc10044"/>
       <w:r>
         <w:rPr>
           <w:rFonts w:hint="eastAsia"/>
@@ -147,7 +147,7 @@
           <w:lang w:val="en-US" w:eastAsia="zh-CN"/>
         </w:rPr>
       </w:pPr>
-      <w:bookmarkStart w:id="2" w:name="_Toc4126"/>
+      <w:bookmarkStart w:id="2" w:name="_Toc27932"/>
       <w:r>
         <w:rPr>
           <w:rFonts w:hint="eastAsia"/>
@@ -680,7 +680,7 @@
           <w:szCs w:val="30"/>
         </w:rPr>
       </w:pPr>
-      <w:bookmarkStart w:id="3" w:name="_Toc24589"/>
+      <w:bookmarkStart w:id="3" w:name="_Toc8980"/>
       <w:r>
         <w:rPr>
           <w:rFonts w:ascii="宋体" w:hAnsi="宋体" w:eastAsia="宋体" w:cs="宋体"/>
@@ -2230,7 +2230,7 @@
             <w:fldChar w:fldCharType="begin"/>
           </w:r>
           <w:r>
-            <w:instrText xml:space="preserve"> HYPERLINK \l _Toc24285 </w:instrText>
+            <w:instrText xml:space="preserve"> HYPERLINK \l _Toc11624 </w:instrText>
           </w:r>
           <w:r>
             <w:fldChar w:fldCharType="separate"/>
@@ -2249,7 +2249,7 @@
             <w:fldChar w:fldCharType="begin"/>
           </w:r>
           <w:r>
-            <w:instrText xml:space="preserve"> PAGEREF _Toc24285 \h </w:instrText>
+            <w:instrText xml:space="preserve"> PAGEREF _Toc11624 \h </w:instrText>
           </w:r>
           <w:r>
             <w:fldChar w:fldCharType="separate"/>
@@ -2275,7 +2275,7 @@
             <w:fldChar w:fldCharType="begin"/>
           </w:r>
           <w:r>
-            <w:instrText xml:space="preserve"> HYPERLINK \l _Toc3526 </w:instrText>
+            <w:instrText xml:space="preserve"> HYPERLINK \l _Toc10044 </w:instrText>
           </w:r>
           <w:r>
             <w:fldChar w:fldCharType="separate"/>
@@ -2294,7 +2294,7 @@
             <w:fldChar w:fldCharType="begin"/>
           </w:r>
           <w:r>
-            <w:instrText xml:space="preserve"> PAGEREF _Toc3526 \h </w:instrText>
+            <w:instrText xml:space="preserve"> PAGEREF _Toc10044 \h </w:instrText>
           </w:r>
           <w:r>
             <w:fldChar w:fldCharType="separate"/>
@@ -2320,7 +2320,7 @@
             <w:fldChar w:fldCharType="begin"/>
           </w:r>
           <w:r>
-            <w:instrText xml:space="preserve"> HYPERLINK \l _Toc4126 </w:instrText>
+            <w:instrText xml:space="preserve"> HYPERLINK \l _Toc27932 </w:instrText>
           </w:r>
           <w:r>
             <w:fldChar w:fldCharType="separate"/>
@@ -2339,7 +2339,7 @@
             <w:fldChar w:fldCharType="begin"/>
           </w:r>
           <w:r>
-            <w:instrText xml:space="preserve"> PAGEREF _Toc4126 \h </w:instrText>
+            <w:instrText xml:space="preserve"> PAGEREF _Toc27932 \h </w:instrText>
           </w:r>
           <w:r>
             <w:fldChar w:fldCharType="separate"/>
@@ -2365,7 +2365,7 @@
             <w:fldChar w:fldCharType="begin"/>
           </w:r>
           <w:r>
-            <w:instrText xml:space="preserve"> HYPERLINK \l _Toc24589 </w:instrText>
+            <w:instrText xml:space="preserve"> HYPERLINK \l _Toc8980 </w:instrText>
           </w:r>
           <w:r>
             <w:fldChar w:fldCharType="separate"/>
@@ -2386,7 +2386,7 @@
             <w:fldChar w:fldCharType="begin"/>
           </w:r>
           <w:r>
-            <w:instrText xml:space="preserve"> PAGEREF _Toc24589 \h </w:instrText>
+            <w:instrText xml:space="preserve"> PAGEREF _Toc8980 \h </w:instrText>
           </w:r>
           <w:r>
             <w:fldChar w:fldCharType="separate"/>
@@ -2412,7 +2412,7 @@
             <w:fldChar w:fldCharType="begin"/>
           </w:r>
           <w:r>
-            <w:instrText xml:space="preserve"> HYPERLINK \l _Toc7885 </w:instrText>
+            <w:instrText xml:space="preserve"> HYPERLINK \l _Toc17743 </w:instrText>
           </w:r>
           <w:r>
             <w:fldChar w:fldCharType="separate"/>
@@ -2431,7 +2431,7 @@
             <w:fldChar w:fldCharType="begin"/>
           </w:r>
           <w:r>
-            <w:instrText xml:space="preserve"> PAGEREF _Toc7885 \h </w:instrText>
+            <w:instrText xml:space="preserve"> PAGEREF _Toc17743 \h </w:instrText>
           </w:r>
           <w:r>
             <w:fldChar w:fldCharType="separate"/>
@@ -2457,7 +2457,7 @@
             <w:fldChar w:fldCharType="begin"/>
           </w:r>
           <w:r>
-            <w:instrText xml:space="preserve"> HYPERLINK \l _Toc31891 </w:instrText>
+            <w:instrText xml:space="preserve"> HYPERLINK \l _Toc16744 </w:instrText>
           </w:r>
           <w:r>
             <w:fldChar w:fldCharType="separate"/>
@@ -2476,7 +2476,7 @@
             <w:fldChar w:fldCharType="begin"/>
           </w:r>
           <w:r>
-            <w:instrText xml:space="preserve"> PAGEREF _Toc31891 \h </w:instrText>
+            <w:instrText xml:space="preserve"> PAGEREF _Toc16744 \h </w:instrText>
           </w:r>
           <w:r>
             <w:fldChar w:fldCharType="separate"/>
@@ -2502,7 +2502,7 @@
             <w:fldChar w:fldCharType="begin"/>
           </w:r>
           <w:r>
-            <w:instrText xml:space="preserve"> HYPERLINK \l _Toc25629 </w:instrText>
+            <w:instrText xml:space="preserve"> HYPERLINK \l _Toc22320 </w:instrText>
           </w:r>
           <w:r>
             <w:fldChar w:fldCharType="separate"/>
@@ -2521,7 +2521,7 @@
             <w:fldChar w:fldCharType="begin"/>
           </w:r>
           <w:r>
-            <w:instrText xml:space="preserve"> PAGEREF _Toc25629 \h </w:instrText>
+            <w:instrText xml:space="preserve"> PAGEREF _Toc22320 \h </w:instrText>
           </w:r>
           <w:r>
             <w:fldChar w:fldCharType="separate"/>
@@ -2547,7 +2547,7 @@
             <w:fldChar w:fldCharType="begin"/>
           </w:r>
           <w:r>
-            <w:instrText xml:space="preserve"> HYPERLINK \l _Toc32285 </w:instrText>
+            <w:instrText xml:space="preserve"> HYPERLINK \l _Toc8272 </w:instrText>
           </w:r>
           <w:r>
             <w:fldChar w:fldCharType="separate"/>
@@ -2566,7 +2566,7 @@
             <w:fldChar w:fldCharType="begin"/>
           </w:r>
           <w:r>
-            <w:instrText xml:space="preserve"> PAGEREF _Toc32285 \h </w:instrText>
+            <w:instrText xml:space="preserve"> PAGEREF _Toc8272 \h </w:instrText>
           </w:r>
           <w:r>
             <w:fldChar w:fldCharType="separate"/>
@@ -2592,7 +2592,7 @@
             <w:fldChar w:fldCharType="begin"/>
           </w:r>
           <w:r>
-            <w:instrText xml:space="preserve"> HYPERLINK \l _Toc1202 </w:instrText>
+            <w:instrText xml:space="preserve"> HYPERLINK \l _Toc27511 </w:instrText>
           </w:r>
           <w:r>
             <w:fldChar w:fldCharType="separate"/>
@@ -2611,7 +2611,7 @@
             <w:fldChar w:fldCharType="begin"/>
           </w:r>
           <w:r>
-            <w:instrText xml:space="preserve"> PAGEREF _Toc1202 \h </w:instrText>
+            <w:instrText xml:space="preserve"> PAGEREF _Toc27511 \h </w:instrText>
           </w:r>
           <w:r>
             <w:fldChar w:fldCharType="separate"/>
@@ -2637,7 +2637,7 @@
             <w:fldChar w:fldCharType="begin"/>
           </w:r>
           <w:r>
-            <w:instrText xml:space="preserve"> HYPERLINK \l _Toc24552 </w:instrText>
+            <w:instrText xml:space="preserve"> HYPERLINK \l _Toc1183 </w:instrText>
           </w:r>
           <w:r>
             <w:fldChar w:fldCharType="separate"/>
@@ -2656,7 +2656,7 @@
             <w:fldChar w:fldCharType="begin"/>
           </w:r>
           <w:r>
-            <w:instrText xml:space="preserve"> PAGEREF _Toc24552 \h </w:instrText>
+            <w:instrText xml:space="preserve"> PAGEREF _Toc1183 \h </w:instrText>
           </w:r>
           <w:r>
             <w:fldChar w:fldCharType="separate"/>
@@ -2682,7 +2682,7 @@
             <w:fldChar w:fldCharType="begin"/>
           </w:r>
           <w:r>
-            <w:instrText xml:space="preserve"> HYPERLINK \l _Toc31574 </w:instrText>
+            <w:instrText xml:space="preserve"> HYPERLINK \l _Toc16059 </w:instrText>
           </w:r>
           <w:r>
             <w:fldChar w:fldCharType="separate"/>
@@ -2708,7 +2708,7 @@
             <w:fldChar w:fldCharType="begin"/>
           </w:r>
           <w:r>
-            <w:instrText xml:space="preserve"> PAGEREF _Toc31574 \h </w:instrText>
+            <w:instrText xml:space="preserve"> PAGEREF _Toc16059 \h </w:instrText>
           </w:r>
           <w:r>
             <w:fldChar w:fldCharType="separate"/>
@@ -2734,7 +2734,7 @@
             <w:fldChar w:fldCharType="begin"/>
           </w:r>
           <w:r>
-            <w:instrText xml:space="preserve"> HYPERLINK \l _Toc29711 </w:instrText>
+            <w:instrText xml:space="preserve"> HYPERLINK \l _Toc24411 </w:instrText>
           </w:r>
           <w:r>
             <w:fldChar w:fldCharType="separate"/>
@@ -2760,7 +2760,7 @@
             <w:fldChar w:fldCharType="begin"/>
           </w:r>
           <w:r>
-            <w:instrText xml:space="preserve"> PAGEREF _Toc29711 \h </w:instrText>
+            <w:instrText xml:space="preserve"> PAGEREF _Toc24411 \h </w:instrText>
           </w:r>
           <w:r>
             <w:fldChar w:fldCharType="separate"/>
@@ -2786,7 +2786,7 @@
             <w:fldChar w:fldCharType="begin"/>
           </w:r>
           <w:r>
-            <w:instrText xml:space="preserve"> HYPERLINK \l _Toc29258 </w:instrText>
+            <w:instrText xml:space="preserve"> HYPERLINK \l _Toc12689 </w:instrText>
           </w:r>
           <w:r>
             <w:fldChar w:fldCharType="separate"/>
@@ -2812,7 +2812,7 @@
             <w:fldChar w:fldCharType="begin"/>
           </w:r>
           <w:r>
-            <w:instrText xml:space="preserve"> PAGEREF _Toc29258 \h </w:instrText>
+            <w:instrText xml:space="preserve"> PAGEREF _Toc12689 \h </w:instrText>
           </w:r>
           <w:r>
             <w:fldChar w:fldCharType="separate"/>
@@ -2838,7 +2838,7 @@
             <w:fldChar w:fldCharType="begin"/>
           </w:r>
           <w:r>
-            <w:instrText xml:space="preserve"> HYPERLINK \l _Toc8728 </w:instrText>
+            <w:instrText xml:space="preserve"> HYPERLINK \l _Toc31712 </w:instrText>
           </w:r>
           <w:r>
             <w:fldChar w:fldCharType="separate"/>
@@ -2857,7 +2857,7 @@
             <w:fldChar w:fldCharType="begin"/>
           </w:r>
           <w:r>
-            <w:instrText xml:space="preserve"> PAGEREF _Toc8728 \h </w:instrText>
+            <w:instrText xml:space="preserve"> PAGEREF _Toc31712 \h </w:instrText>
           </w:r>
           <w:r>
             <w:fldChar w:fldCharType="separate"/>
@@ -2883,7 +2883,7 @@
             <w:fldChar w:fldCharType="begin"/>
           </w:r>
           <w:r>
-            <w:instrText xml:space="preserve"> HYPERLINK \l _Toc10267 </w:instrText>
+            <w:instrText xml:space="preserve"> HYPERLINK \l _Toc660 </w:instrText>
           </w:r>
           <w:r>
             <w:fldChar w:fldCharType="separate"/>
@@ -2909,7 +2909,7 @@
             <w:fldChar w:fldCharType="begin"/>
           </w:r>
           <w:r>
-            <w:instrText xml:space="preserve"> PAGEREF _Toc10267 \h </w:instrText>
+            <w:instrText xml:space="preserve"> PAGEREF _Toc660 \h </w:instrText>
           </w:r>
           <w:r>
             <w:fldChar w:fldCharType="separate"/>
@@ -2935,7 +2935,7 @@
             <w:fldChar w:fldCharType="begin"/>
           </w:r>
           <w:r>
-            <w:instrText xml:space="preserve"> HYPERLINK \l _Toc22263 </w:instrText>
+            <w:instrText xml:space="preserve"> HYPERLINK \l _Toc1090 </w:instrText>
           </w:r>
           <w:r>
             <w:fldChar w:fldCharType="separate"/>
@@ -2954,7 +2954,7 @@
             <w:fldChar w:fldCharType="begin"/>
           </w:r>
           <w:r>
-            <w:instrText xml:space="preserve"> PAGEREF _Toc22263 \h </w:instrText>
+            <w:instrText xml:space="preserve"> PAGEREF _Toc1090 \h </w:instrText>
           </w:r>
           <w:r>
             <w:fldChar w:fldCharType="separate"/>
@@ -2980,7 +2980,7 @@
             <w:fldChar w:fldCharType="begin"/>
           </w:r>
           <w:r>
-            <w:instrText xml:space="preserve"> HYPERLINK \l _Toc17447 </w:instrText>
+            <w:instrText xml:space="preserve"> HYPERLINK \l _Toc10697 </w:instrText>
           </w:r>
           <w:r>
             <w:fldChar w:fldCharType="separate"/>
@@ -2999,7 +2999,7 @@
             <w:fldChar w:fldCharType="begin"/>
           </w:r>
           <w:r>
-            <w:instrText xml:space="preserve"> PAGEREF _Toc17447 \h </w:instrText>
+            <w:instrText xml:space="preserve"> PAGEREF _Toc10697 \h </w:instrText>
           </w:r>
           <w:r>
             <w:fldChar w:fldCharType="separate"/>
@@ -3025,7 +3025,7 @@
             <w:fldChar w:fldCharType="begin"/>
           </w:r>
           <w:r>
-            <w:instrText xml:space="preserve"> HYPERLINK \l _Toc6656 </w:instrText>
+            <w:instrText xml:space="preserve"> HYPERLINK \l _Toc13743 </w:instrText>
           </w:r>
           <w:r>
             <w:fldChar w:fldCharType="separate"/>
@@ -3058,7 +3058,7 @@
             <w:fldChar w:fldCharType="begin"/>
           </w:r>
           <w:r>
-            <w:instrText xml:space="preserve"> PAGEREF _Toc6656 \h </w:instrText>
+            <w:instrText xml:space="preserve"> PAGEREF _Toc13743 \h </w:instrText>
           </w:r>
           <w:r>
             <w:fldChar w:fldCharType="separate"/>
@@ -3084,7 +3084,7 @@
             <w:fldChar w:fldCharType="begin"/>
           </w:r>
           <w:r>
-            <w:instrText xml:space="preserve"> HYPERLINK \l _Toc24622 </w:instrText>
+            <w:instrText xml:space="preserve"> HYPERLINK \l _Toc26617 </w:instrText>
           </w:r>
           <w:r>
             <w:fldChar w:fldCharType="separate"/>
@@ -3103,7 +3103,7 @@
             <w:fldChar w:fldCharType="begin"/>
           </w:r>
           <w:r>
-            <w:instrText xml:space="preserve"> PAGEREF _Toc24622 \h </w:instrText>
+            <w:instrText xml:space="preserve"> PAGEREF _Toc26617 \h </w:instrText>
           </w:r>
           <w:r>
             <w:fldChar w:fldCharType="separate"/>
@@ -3129,7 +3129,7 @@
             <w:fldChar w:fldCharType="begin"/>
           </w:r>
           <w:r>
-            <w:instrText xml:space="preserve"> HYPERLINK \l _Toc5795 </w:instrText>
+            <w:instrText xml:space="preserve"> HYPERLINK \l _Toc11481 </w:instrText>
           </w:r>
           <w:r>
             <w:fldChar w:fldCharType="separate"/>
@@ -3148,7 +3148,7 @@
             <w:fldChar w:fldCharType="begin"/>
           </w:r>
           <w:r>
-            <w:instrText xml:space="preserve"> PAGEREF _Toc5795 \h </w:instrText>
+            <w:instrText xml:space="preserve"> PAGEREF _Toc11481 \h </w:instrText>
           </w:r>
           <w:r>
             <w:fldChar w:fldCharType="separate"/>
@@ -3174,7 +3174,7 @@
             <w:fldChar w:fldCharType="begin"/>
           </w:r>
           <w:r>
-            <w:instrText xml:space="preserve"> HYPERLINK \l _Toc30641 </w:instrText>
+            <w:instrText xml:space="preserve"> HYPERLINK \l _Toc29169 </w:instrText>
           </w:r>
           <w:r>
             <w:fldChar w:fldCharType="separate"/>
@@ -3193,7 +3193,7 @@
             <w:fldChar w:fldCharType="begin"/>
           </w:r>
           <w:r>
-            <w:instrText xml:space="preserve"> PAGEREF _Toc30641 \h </w:instrText>
+            <w:instrText xml:space="preserve"> PAGEREF _Toc29169 \h </w:instrText>
           </w:r>
           <w:r>
             <w:fldChar w:fldCharType="separate"/>
@@ -3219,7 +3219,7 @@
             <w:fldChar w:fldCharType="begin"/>
           </w:r>
           <w:r>
-            <w:instrText xml:space="preserve"> HYPERLINK \l _Toc10482 </w:instrText>
+            <w:instrText xml:space="preserve"> HYPERLINK \l _Toc12976 </w:instrText>
           </w:r>
           <w:r>
             <w:fldChar w:fldCharType="separate"/>
@@ -3238,7 +3238,7 @@
             <w:fldChar w:fldCharType="begin"/>
           </w:r>
           <w:r>
-            <w:instrText xml:space="preserve"> PAGEREF _Toc10482 \h </w:instrText>
+            <w:instrText xml:space="preserve"> PAGEREF _Toc12976 \h </w:instrText>
           </w:r>
           <w:r>
             <w:fldChar w:fldCharType="separate"/>
@@ -3264,7 +3264,7 @@
             <w:fldChar w:fldCharType="begin"/>
           </w:r>
           <w:r>
-            <w:instrText xml:space="preserve"> HYPERLINK \l _Toc13026 </w:instrText>
+            <w:instrText xml:space="preserve"> HYPERLINK \l _Toc7891 </w:instrText>
           </w:r>
           <w:r>
             <w:fldChar w:fldCharType="separate"/>
@@ -3283,7 +3283,7 @@
             <w:fldChar w:fldCharType="begin"/>
           </w:r>
           <w:r>
-            <w:instrText xml:space="preserve"> PAGEREF _Toc13026 \h </w:instrText>
+            <w:instrText xml:space="preserve"> PAGEREF _Toc7891 \h </w:instrText>
           </w:r>
           <w:r>
             <w:fldChar w:fldCharType="separate"/>
@@ -3309,7 +3309,7 @@
             <w:fldChar w:fldCharType="begin"/>
           </w:r>
           <w:r>
-            <w:instrText xml:space="preserve"> HYPERLINK \l _Toc11052 </w:instrText>
+            <w:instrText xml:space="preserve"> HYPERLINK \l _Toc29685 </w:instrText>
           </w:r>
           <w:r>
             <w:fldChar w:fldCharType="separate"/>
@@ -3342,7 +3342,7 @@
             <w:fldChar w:fldCharType="begin"/>
           </w:r>
           <w:r>
-            <w:instrText xml:space="preserve"> PAGEREF _Toc11052 \h </w:instrText>
+            <w:instrText xml:space="preserve"> PAGEREF _Toc29685 \h </w:instrText>
           </w:r>
           <w:r>
             <w:fldChar w:fldCharType="separate"/>
@@ -3368,7 +3368,7 @@
             <w:fldChar w:fldCharType="begin"/>
           </w:r>
           <w:r>
-            <w:instrText xml:space="preserve"> HYPERLINK \l _Toc29294 </w:instrText>
+            <w:instrText xml:space="preserve"> HYPERLINK \l _Toc31195 </w:instrText>
           </w:r>
           <w:r>
             <w:fldChar w:fldCharType="separate"/>
@@ -3387,7 +3387,7 @@
             <w:fldChar w:fldCharType="begin"/>
           </w:r>
           <w:r>
-            <w:instrText xml:space="preserve"> PAGEREF _Toc29294 \h </w:instrText>
+            <w:instrText xml:space="preserve"> PAGEREF _Toc31195 \h </w:instrText>
           </w:r>
           <w:r>
             <w:fldChar w:fldCharType="separate"/>
@@ -3413,7 +3413,7 @@
             <w:fldChar w:fldCharType="begin"/>
           </w:r>
           <w:r>
-            <w:instrText xml:space="preserve"> HYPERLINK \l _Toc29938 </w:instrText>
+            <w:instrText xml:space="preserve"> HYPERLINK \l _Toc8820 </w:instrText>
           </w:r>
           <w:r>
             <w:fldChar w:fldCharType="separate"/>
@@ -3432,7 +3432,7 @@
             <w:fldChar w:fldCharType="begin"/>
           </w:r>
           <w:r>
-            <w:instrText xml:space="preserve"> PAGEREF _Toc29938 \h </w:instrText>
+            <w:instrText xml:space="preserve"> PAGEREF _Toc8820 \h </w:instrText>
           </w:r>
           <w:r>
             <w:fldChar w:fldCharType="separate"/>
@@ -3458,7 +3458,7 @@
             <w:fldChar w:fldCharType="begin"/>
           </w:r>
           <w:r>
-            <w:instrText xml:space="preserve"> HYPERLINK \l _Toc27260 </w:instrText>
+            <w:instrText xml:space="preserve"> HYPERLINK \l _Toc23355 </w:instrText>
           </w:r>
           <w:r>
             <w:fldChar w:fldCharType="separate"/>
@@ -3477,7 +3477,7 @@
             <w:fldChar w:fldCharType="begin"/>
           </w:r>
           <w:r>
-            <w:instrText xml:space="preserve"> PAGEREF _Toc27260 \h </w:instrText>
+            <w:instrText xml:space="preserve"> PAGEREF _Toc23355 \h </w:instrText>
           </w:r>
           <w:r>
             <w:fldChar w:fldCharType="separate"/>
@@ -3503,7 +3503,7 @@
             <w:fldChar w:fldCharType="begin"/>
           </w:r>
           <w:r>
-            <w:instrText xml:space="preserve"> HYPERLINK \l _Toc16588 </w:instrText>
+            <w:instrText xml:space="preserve"> HYPERLINK \l _Toc13532 </w:instrText>
           </w:r>
           <w:r>
             <w:fldChar w:fldCharType="separate"/>
@@ -3522,7 +3522,7 @@
             <w:fldChar w:fldCharType="begin"/>
           </w:r>
           <w:r>
-            <w:instrText xml:space="preserve"> PAGEREF _Toc16588 \h </w:instrText>
+            <w:instrText xml:space="preserve"> PAGEREF _Toc13532 \h </w:instrText>
           </w:r>
           <w:r>
             <w:fldChar w:fldCharType="separate"/>
@@ -3548,7 +3548,7 @@
             <w:fldChar w:fldCharType="begin"/>
           </w:r>
           <w:r>
-            <w:instrText xml:space="preserve"> HYPERLINK \l _Toc20097 </w:instrText>
+            <w:instrText xml:space="preserve"> HYPERLINK \l _Toc2310 </w:instrText>
           </w:r>
           <w:r>
             <w:fldChar w:fldCharType="separate"/>
@@ -3567,7 +3567,7 @@
             <w:fldChar w:fldCharType="begin"/>
           </w:r>
           <w:r>
-            <w:instrText xml:space="preserve"> PAGEREF _Toc20097 \h </w:instrText>
+            <w:instrText xml:space="preserve"> PAGEREF _Toc2310 \h </w:instrText>
           </w:r>
           <w:r>
             <w:fldChar w:fldCharType="separate"/>
@@ -3593,7 +3593,7 @@
             <w:fldChar w:fldCharType="begin"/>
           </w:r>
           <w:r>
-            <w:instrText xml:space="preserve"> HYPERLINK \l _Toc4901 </w:instrText>
+            <w:instrText xml:space="preserve"> HYPERLINK \l _Toc25235 </w:instrText>
           </w:r>
           <w:r>
             <w:fldChar w:fldCharType="separate"/>
@@ -3612,7 +3612,7 @@
             <w:fldChar w:fldCharType="begin"/>
           </w:r>
           <w:r>
-            <w:instrText xml:space="preserve"> PAGEREF _Toc4901 \h </w:instrText>
+            <w:instrText xml:space="preserve"> PAGEREF _Toc25235 \h </w:instrText>
           </w:r>
           <w:r>
             <w:fldChar w:fldCharType="separate"/>
@@ -3638,7 +3638,7 @@
             <w:fldChar w:fldCharType="begin"/>
           </w:r>
           <w:r>
-            <w:instrText xml:space="preserve"> HYPERLINK \l _Toc23775 </w:instrText>
+            <w:instrText xml:space="preserve"> HYPERLINK \l _Toc10302 </w:instrText>
           </w:r>
           <w:r>
             <w:fldChar w:fldCharType="separate"/>
@@ -3657,7 +3657,7 @@
             <w:fldChar w:fldCharType="begin"/>
           </w:r>
           <w:r>
-            <w:instrText xml:space="preserve"> PAGEREF _Toc23775 \h </w:instrText>
+            <w:instrText xml:space="preserve"> PAGEREF _Toc10302 \h </w:instrText>
           </w:r>
           <w:r>
             <w:fldChar w:fldCharType="separate"/>
@@ -3683,7 +3683,7 @@
             <w:fldChar w:fldCharType="begin"/>
           </w:r>
           <w:r>
-            <w:instrText xml:space="preserve"> HYPERLINK \l _Toc21999 </w:instrText>
+            <w:instrText xml:space="preserve"> HYPERLINK \l _Toc8954 </w:instrText>
           </w:r>
           <w:r>
             <w:fldChar w:fldCharType="separate"/>
@@ -3702,7 +3702,7 @@
             <w:fldChar w:fldCharType="begin"/>
           </w:r>
           <w:r>
-            <w:instrText xml:space="preserve"> PAGEREF _Toc21999 \h </w:instrText>
+            <w:instrText xml:space="preserve"> PAGEREF _Toc8954 \h </w:instrText>
           </w:r>
           <w:r>
             <w:fldChar w:fldCharType="separate"/>
@@ -3728,7 +3728,7 @@
             <w:fldChar w:fldCharType="begin"/>
           </w:r>
           <w:r>
-            <w:instrText xml:space="preserve"> HYPERLINK \l _Toc20593 </w:instrText>
+            <w:instrText xml:space="preserve"> HYPERLINK \l _Toc18301 </w:instrText>
           </w:r>
           <w:r>
             <w:fldChar w:fldCharType="separate"/>
@@ -3747,7 +3747,7 @@
             <w:fldChar w:fldCharType="begin"/>
           </w:r>
           <w:r>
-            <w:instrText xml:space="preserve"> PAGEREF _Toc20593 \h </w:instrText>
+            <w:instrText xml:space="preserve"> PAGEREF _Toc18301 \h </w:instrText>
           </w:r>
           <w:r>
             <w:fldChar w:fldCharType="separate"/>
@@ -3773,7 +3773,7 @@
             <w:fldChar w:fldCharType="begin"/>
           </w:r>
           <w:r>
-            <w:instrText xml:space="preserve"> HYPERLINK \l _Toc13958 </w:instrText>
+            <w:instrText xml:space="preserve"> HYPERLINK \l _Toc29691 </w:instrText>
           </w:r>
           <w:r>
             <w:fldChar w:fldCharType="separate"/>
@@ -3792,7 +3792,7 @@
             <w:fldChar w:fldCharType="begin"/>
           </w:r>
           <w:r>
-            <w:instrText xml:space="preserve"> PAGEREF _Toc13958 \h </w:instrText>
+            <w:instrText xml:space="preserve"> PAGEREF _Toc29691 \h </w:instrText>
           </w:r>
           <w:r>
             <w:fldChar w:fldCharType="separate"/>
@@ -3818,7 +3818,7 @@
             <w:fldChar w:fldCharType="begin"/>
           </w:r>
           <w:r>
-            <w:instrText xml:space="preserve"> HYPERLINK \l _Toc12137 </w:instrText>
+            <w:instrText xml:space="preserve"> HYPERLINK \l _Toc22493 </w:instrText>
           </w:r>
           <w:r>
             <w:fldChar w:fldCharType="separate"/>
@@ -3837,7 +3837,7 @@
             <w:fldChar w:fldCharType="begin"/>
           </w:r>
           <w:r>
-            <w:instrText xml:space="preserve"> PAGEREF _Toc12137 \h </w:instrText>
+            <w:instrText xml:space="preserve"> PAGEREF _Toc22493 \h </w:instrText>
           </w:r>
           <w:r>
             <w:fldChar w:fldCharType="separate"/>
@@ -3863,7 +3863,7 @@
             <w:fldChar w:fldCharType="begin"/>
           </w:r>
           <w:r>
-            <w:instrText xml:space="preserve"> HYPERLINK \l _Toc32653 </w:instrText>
+            <w:instrText xml:space="preserve"> HYPERLINK \l _Toc2518 </w:instrText>
           </w:r>
           <w:r>
             <w:fldChar w:fldCharType="separate"/>
@@ -3882,13 +3882,13 @@
             <w:fldChar w:fldCharType="begin"/>
           </w:r>
           <w:r>
-            <w:instrText xml:space="preserve"> PAGEREF _Toc32653 \h </w:instrText>
+            <w:instrText xml:space="preserve"> PAGEREF _Toc2518 \h </w:instrText>
           </w:r>
           <w:r>
             <w:fldChar w:fldCharType="separate"/>
           </w:r>
           <w:r>
-            <w:t>10</w:t>
+            <w:t>11</w:t>
           </w:r>
           <w:r>
             <w:fldChar w:fldCharType="end"/>
@@ -3908,7 +3908,7 @@
             <w:fldChar w:fldCharType="begin"/>
           </w:r>
           <w:r>
-            <w:instrText xml:space="preserve"> HYPERLINK \l _Toc27180 </w:instrText>
+            <w:instrText xml:space="preserve"> HYPERLINK \l _Toc19965 </w:instrText>
           </w:r>
           <w:r>
             <w:fldChar w:fldCharType="separate"/>
@@ -3927,7 +3927,7 @@
             <w:fldChar w:fldCharType="begin"/>
           </w:r>
           <w:r>
-            <w:instrText xml:space="preserve"> PAGEREF _Toc27180 \h </w:instrText>
+            <w:instrText xml:space="preserve"> PAGEREF _Toc19965 \h </w:instrText>
           </w:r>
           <w:r>
             <w:fldChar w:fldCharType="separate"/>
@@ -3953,7 +3953,7 @@
             <w:fldChar w:fldCharType="begin"/>
           </w:r>
           <w:r>
-            <w:instrText xml:space="preserve"> HYPERLINK \l _Toc14043 </w:instrText>
+            <w:instrText xml:space="preserve"> HYPERLINK \l _Toc23175 </w:instrText>
           </w:r>
           <w:r>
             <w:fldChar w:fldCharType="separate"/>
@@ -3972,13 +3972,13 @@
             <w:fldChar w:fldCharType="begin"/>
           </w:r>
           <w:r>
-            <w:instrText xml:space="preserve"> PAGEREF _Toc14043 \h </w:instrText>
+            <w:instrText xml:space="preserve"> PAGEREF _Toc23175 \h </w:instrText>
           </w:r>
           <w:r>
             <w:fldChar w:fldCharType="separate"/>
           </w:r>
           <w:r>
-            <w:t>11</w:t>
+            <w:t>12</w:t>
           </w:r>
           <w:r>
             <w:fldChar w:fldCharType="end"/>
@@ -3998,7 +3998,7 @@
             <w:fldChar w:fldCharType="begin"/>
           </w:r>
           <w:r>
-            <w:instrText xml:space="preserve"> HYPERLINK \l _Toc4632 </w:instrText>
+            <w:instrText xml:space="preserve"> HYPERLINK \l _Toc13400 </w:instrText>
           </w:r>
           <w:r>
             <w:fldChar w:fldCharType="separate"/>
@@ -4017,7 +4017,7 @@
             <w:fldChar w:fldCharType="begin"/>
           </w:r>
           <w:r>
-            <w:instrText xml:space="preserve"> PAGEREF _Toc4632 \h </w:instrText>
+            <w:instrText xml:space="preserve"> PAGEREF _Toc13400 \h </w:instrText>
           </w:r>
           <w:r>
             <w:fldChar w:fldCharType="separate"/>
@@ -4043,7 +4043,7 @@
             <w:fldChar w:fldCharType="begin"/>
           </w:r>
           <w:r>
-            <w:instrText xml:space="preserve"> HYPERLINK \l _Toc18358 </w:instrText>
+            <w:instrText xml:space="preserve"> HYPERLINK \l _Toc18756 </w:instrText>
           </w:r>
           <w:r>
             <w:fldChar w:fldCharType="separate"/>
@@ -4062,7 +4062,7 @@
             <w:fldChar w:fldCharType="begin"/>
           </w:r>
           <w:r>
-            <w:instrText xml:space="preserve"> PAGEREF _Toc18358 \h </w:instrText>
+            <w:instrText xml:space="preserve"> PAGEREF _Toc18756 \h </w:instrText>
           </w:r>
           <w:r>
             <w:fldChar w:fldCharType="separate"/>
@@ -4088,7 +4088,7 @@
             <w:fldChar w:fldCharType="begin"/>
           </w:r>
           <w:r>
-            <w:instrText xml:space="preserve"> HYPERLINK \l _Toc28492 </w:instrText>
+            <w:instrText xml:space="preserve"> HYPERLINK \l _Toc342 </w:instrText>
           </w:r>
           <w:r>
             <w:fldChar w:fldCharType="separate"/>
@@ -4114,7 +4114,7 @@
             <w:fldChar w:fldCharType="begin"/>
           </w:r>
           <w:r>
-            <w:instrText xml:space="preserve"> PAGEREF _Toc28492 \h </w:instrText>
+            <w:instrText xml:space="preserve"> PAGEREF _Toc342 \h </w:instrText>
           </w:r>
           <w:r>
             <w:fldChar w:fldCharType="separate"/>
@@ -4140,7 +4140,7 @@
             <w:fldChar w:fldCharType="begin"/>
           </w:r>
           <w:r>
-            <w:instrText xml:space="preserve"> HYPERLINK \l _Toc1000 </w:instrText>
+            <w:instrText xml:space="preserve"> HYPERLINK \l _Toc6868 </w:instrText>
           </w:r>
           <w:r>
             <w:fldChar w:fldCharType="separate"/>
@@ -4166,7 +4166,7 @@
             <w:fldChar w:fldCharType="begin"/>
           </w:r>
           <w:r>
-            <w:instrText xml:space="preserve"> PAGEREF _Toc1000 \h </w:instrText>
+            <w:instrText xml:space="preserve"> PAGEREF _Toc6868 \h </w:instrText>
           </w:r>
           <w:r>
             <w:fldChar w:fldCharType="separate"/>
@@ -4192,7 +4192,7 @@
             <w:fldChar w:fldCharType="begin"/>
           </w:r>
           <w:r>
-            <w:instrText xml:space="preserve"> HYPERLINK \l _Toc13809 </w:instrText>
+            <w:instrText xml:space="preserve"> HYPERLINK \l _Toc22189 </w:instrText>
           </w:r>
           <w:r>
             <w:fldChar w:fldCharType="separate"/>
@@ -4211,7 +4211,7 @@
             <w:fldChar w:fldCharType="begin"/>
           </w:r>
           <w:r>
-            <w:instrText xml:space="preserve"> PAGEREF _Toc13809 \h </w:instrText>
+            <w:instrText xml:space="preserve"> PAGEREF _Toc22189 \h </w:instrText>
           </w:r>
           <w:r>
             <w:fldChar w:fldCharType="separate"/>
@@ -4270,7 +4270,7 @@
           <w:lang w:val="en-US" w:eastAsia="zh-CN"/>
         </w:rPr>
       </w:pPr>
-      <w:bookmarkStart w:id="4" w:name="_Toc7885"/>
+      <w:bookmarkStart w:id="4" w:name="_Toc17743"/>
       <w:r>
         <w:rPr>
           <w:rFonts w:hint="default"/>
@@ -4332,7 +4332,7 @@
           <w:lang w:val="en-US" w:eastAsia="zh-CN"/>
         </w:rPr>
       </w:pPr>
-      <w:bookmarkStart w:id="5" w:name="_Toc31891"/>
+      <w:bookmarkStart w:id="5" w:name="_Toc16744"/>
       <w:r>
         <w:rPr>
           <w:rFonts w:hint="default"/>
@@ -4394,7 +4394,7 @@
           <w:lang w:val="en-US" w:eastAsia="zh-CN"/>
         </w:rPr>
       </w:pPr>
-      <w:bookmarkStart w:id="6" w:name="_Toc25629"/>
+      <w:bookmarkStart w:id="6" w:name="_Toc22320"/>
       <w:r>
         <w:rPr>
           <w:rFonts w:hint="default"/>
@@ -4456,7 +4456,7 @@
           <w:lang w:val="en-US" w:eastAsia="zh-CN"/>
         </w:rPr>
       </w:pPr>
-      <w:bookmarkStart w:id="7" w:name="_Toc32285"/>
+      <w:bookmarkStart w:id="7" w:name="_Toc8272"/>
       <w:r>
         <w:rPr>
           <w:rFonts w:hint="default"/>
@@ -4532,7 +4532,7 @@
           <w:lang w:val="en-US" w:eastAsia="zh-CN"/>
         </w:rPr>
       </w:pPr>
-      <w:bookmarkStart w:id="8" w:name="_Toc1202"/>
+      <w:bookmarkStart w:id="8" w:name="_Toc27511"/>
       <w:r>
         <w:rPr>
           <w:rFonts w:hint="default"/>
@@ -4564,7 +4564,7 @@
           <w:lang w:val="en-US" w:eastAsia="zh-CN"/>
         </w:rPr>
       </w:pPr>
-      <w:bookmarkStart w:id="9" w:name="_Toc24552"/>
+      <w:bookmarkStart w:id="9" w:name="_Toc1183"/>
       <w:r>
         <w:rPr>
           <w:rFonts w:hint="default"/>
@@ -4701,7 +4701,7 @@
           <w:lang w:val="en-US" w:eastAsia="zh-CN"/>
         </w:rPr>
       </w:pPr>
-      <w:bookmarkStart w:id="10" w:name="_Toc31574"/>
+      <w:bookmarkStart w:id="10" w:name="_Toc16059"/>
       <w:r>
         <w:rPr>
           <w:rFonts w:hint="eastAsia"/>
@@ -5160,7 +5160,7 @@
           <w:lang w:val="en-US" w:eastAsia="zh-CN"/>
         </w:rPr>
       </w:pPr>
-      <w:bookmarkStart w:id="11" w:name="_Toc29711"/>
+      <w:bookmarkStart w:id="11" w:name="_Toc24411"/>
       <w:r>
         <w:rPr>
           <w:rFonts w:hint="eastAsia"/>
@@ -5409,7 +5409,7 @@
           <w:lang w:val="en-US" w:eastAsia="zh-CN"/>
         </w:rPr>
       </w:pPr>
-      <w:bookmarkStart w:id="12" w:name="_Toc29258"/>
+      <w:bookmarkStart w:id="12" w:name="_Toc12689"/>
       <w:r>
         <w:rPr>
           <w:rFonts w:hint="eastAsia"/>
@@ -5581,7 +5581,7 @@
           <w:lang w:val="en-US" w:eastAsia="zh-CN"/>
         </w:rPr>
       </w:pPr>
-      <w:bookmarkStart w:id="13" w:name="_Toc8728"/>
+      <w:bookmarkStart w:id="13" w:name="_Toc31712"/>
       <w:r>
         <w:rPr>
           <w:rFonts w:hint="default"/>
@@ -5699,7 +5699,7 @@
           <w:lang w:val="en-US" w:eastAsia="zh-CN"/>
         </w:rPr>
       </w:pPr>
-      <w:bookmarkStart w:id="14" w:name="_Toc10267"/>
+      <w:bookmarkStart w:id="14" w:name="_Toc660"/>
       <w:r>
         <w:rPr>
           <w:rFonts w:hint="eastAsia"/>
@@ -5801,7 +5801,7 @@
           <w:lang w:val="en-US" w:eastAsia="zh-CN"/>
         </w:rPr>
       </w:pPr>
-      <w:bookmarkStart w:id="15" w:name="_Toc22263"/>
+      <w:bookmarkStart w:id="15" w:name="_Toc1090"/>
       <w:r>
         <w:rPr>
           <w:rFonts w:hint="default"/>
@@ -5833,7 +5833,7 @@
           <w:lang w:val="en-US" w:eastAsia="zh-CN"/>
         </w:rPr>
       </w:pPr>
-      <w:bookmarkStart w:id="16" w:name="_Toc17447"/>
+      <w:bookmarkStart w:id="16" w:name="_Toc10697"/>
       <w:r>
         <w:rPr>
           <w:rFonts w:hint="default"/>
@@ -5970,7 +5970,7 @@
           <w:lang w:val="en-US" w:eastAsia="zh-CN"/>
         </w:rPr>
       </w:pPr>
-      <w:bookmarkStart w:id="17" w:name="_Toc6656"/>
+      <w:bookmarkStart w:id="17" w:name="_Toc13743"/>
       <w:r>
         <w:rPr>
           <w:rFonts w:hint="eastAsia"/>
@@ -6009,7 +6009,7 @@
           <w:lang w:val="en-US" w:eastAsia="zh-CN"/>
         </w:rPr>
       </w:pPr>
-      <w:bookmarkStart w:id="18" w:name="_Toc24622"/>
+      <w:bookmarkStart w:id="18" w:name="_Toc26617"/>
       <w:r>
         <w:rPr>
           <w:rFonts w:hint="default"/>
@@ -6071,7 +6071,7 @@
           <w:lang w:val="en-US" w:eastAsia="zh-CN"/>
         </w:rPr>
       </w:pPr>
-      <w:bookmarkStart w:id="19" w:name="_Toc5795"/>
+      <w:bookmarkStart w:id="19" w:name="_Toc11481"/>
       <w:r>
         <w:rPr>
           <w:rFonts w:hint="default"/>
@@ -6133,7 +6133,7 @@
           <w:lang w:val="en-US" w:eastAsia="zh-CN"/>
         </w:rPr>
       </w:pPr>
-      <w:bookmarkStart w:id="20" w:name="_Toc30641"/>
+      <w:bookmarkStart w:id="20" w:name="_Toc29169"/>
       <w:r>
         <w:rPr>
           <w:rFonts w:hint="default"/>
@@ -6270,7 +6270,7 @@
           <w:lang w:val="en-US" w:eastAsia="zh-CN"/>
         </w:rPr>
       </w:pPr>
-      <w:bookmarkStart w:id="21" w:name="_Toc10482"/>
+      <w:bookmarkStart w:id="21" w:name="_Toc12976"/>
       <w:r>
         <w:rPr>
           <w:rFonts w:hint="default"/>
@@ -6328,7 +6328,7 @@
           <w:rFonts w:hint="eastAsia"/>
           <w:lang w:val="en-US" w:eastAsia="zh-CN"/>
         </w:rPr>
-        <w:t>周期</w:t>
+        <w:t>年度</w:t>
       </w:r>
       <w:r>
         <w:rPr>
@@ -6360,7 +6360,7 @@
           <w:lang w:val="en-US" w:eastAsia="zh-CN"/>
         </w:rPr>
       </w:pPr>
-      <w:bookmarkStart w:id="22" w:name="_Toc13026"/>
+      <w:bookmarkStart w:id="22" w:name="_Toc7891"/>
       <w:r>
         <w:rPr>
           <w:rFonts w:hint="default"/>
@@ -6411,13 +6411,27 @@
           <w:rFonts w:hint="default"/>
           <w:lang w:val="en-US" w:eastAsia="zh-CN"/>
         </w:rPr>
-        <w:t>至少一次对客户进行满意度调查，</w:t>
+        <w:t>至少对客户进行</w:t>
       </w:r>
       <w:r>
         <w:rPr>
           <w:rFonts w:hint="eastAsia"/>
           <w:lang w:val="en-US" w:eastAsia="zh-CN"/>
         </w:rPr>
+        <w:t>一次</w:t>
+      </w:r>
+      <w:r>
+        <w:rPr>
+          <w:rFonts w:hint="default"/>
+          <w:lang w:val="en-US" w:eastAsia="zh-CN"/>
+        </w:rPr>
+        <w:t>满意度调查，</w:t>
+      </w:r>
+      <w:r>
+        <w:rPr>
+          <w:rFonts w:hint="eastAsia"/>
+          <w:lang w:val="en-US" w:eastAsia="zh-CN"/>
+        </w:rPr>
         <w:t>质量部</w:t>
       </w:r>
       <w:r>
@@ -6450,7 +6464,7 @@
           <w:lang w:val="en-US" w:eastAsia="zh-CN"/>
         </w:rPr>
       </w:pPr>
-      <w:bookmarkStart w:id="23" w:name="_Toc11052"/>
+      <w:bookmarkStart w:id="23" w:name="_Toc29685"/>
       <w:r>
         <w:rPr>
           <w:rFonts w:hint="eastAsia"/>
@@ -6489,7 +6503,7 @@
           <w:lang w:val="en-US" w:eastAsia="zh-CN"/>
         </w:rPr>
       </w:pPr>
-      <w:bookmarkStart w:id="24" w:name="_Toc29294"/>
+      <w:bookmarkStart w:id="24" w:name="_Toc31195"/>
       <w:r>
         <w:rPr>
           <w:rFonts w:hint="default"/>
@@ -6558,7 +6572,7 @@
           <w:lang w:val="en-US" w:eastAsia="zh-CN"/>
         </w:rPr>
       </w:pPr>
-      <w:bookmarkStart w:id="25" w:name="_Toc29938"/>
+      <w:bookmarkStart w:id="25" w:name="_Toc8820"/>
       <w:r>
         <w:rPr>
           <w:rFonts w:hint="default"/>
@@ -6627,7 +6641,7 @@
           <w:lang w:val="en-US" w:eastAsia="zh-CN"/>
         </w:rPr>
       </w:pPr>
-      <w:bookmarkStart w:id="26" w:name="_Toc27260"/>
+      <w:bookmarkStart w:id="26" w:name="_Toc23355"/>
       <w:r>
         <w:rPr>
           <w:rFonts w:hint="default"/>
@@ -6689,7 +6703,7 @@
           <w:lang w:val="en-US" w:eastAsia="zh-CN"/>
         </w:rPr>
       </w:pPr>
-      <w:bookmarkStart w:id="27" w:name="_Toc16588"/>
+      <w:bookmarkStart w:id="27" w:name="_Toc13532"/>
       <w:r>
         <w:rPr>
           <w:rFonts w:hint="default"/>
@@ -6758,7 +6772,7 @@
           <w:lang w:val="en-US" w:eastAsia="zh-CN"/>
         </w:rPr>
       </w:pPr>
-      <w:bookmarkStart w:id="28" w:name="_Toc20097"/>
+      <w:bookmarkStart w:id="28" w:name="_Toc2310"/>
       <w:r>
         <w:rPr>
           <w:rFonts w:hint="default"/>
@@ -6809,23 +6823,7 @@
           <w:rFonts w:hint="default"/>
           <w:lang w:val="en-US" w:eastAsia="zh-CN"/>
         </w:rPr>
-        <w:t>经理组织相关人员，通过阶段性（月度、季度、</w:t>
-      </w:r>
-      <w:bookmarkStart w:id="43" w:name="_GoBack"/>
-      <w:r>
-        <w:rPr>
-          <w:rFonts w:hint="default"/>
-          <w:lang w:val="en-US" w:eastAsia="zh-CN"/>
-        </w:rPr>
-        <w:t>年度</w:t>
-      </w:r>
-      <w:bookmarkEnd w:id="43"/>
-      <w:r>
-        <w:rPr>
-          <w:rFonts w:hint="default"/>
-          <w:lang w:val="en-US" w:eastAsia="zh-CN"/>
-        </w:rPr>
-        <w:t>）的服务工作总结，对公司服务业务发展过程的问题和偏差做出有效评估，并进行调整和优化，及时了解客户的需求，并根据客户的意见或建议进行改进，保证</w:t>
+        <w:t>经理组织相关人员，通过阶段性（月度、季度、年度）的服务工作总结，对公司服务业务发展过程的问题和偏差做出有效评估，并进行调整和优化，及时了解客户的需求，并根据客户的意见或建议进行改进，保证</w:t>
       </w:r>
       <w:r>
         <w:rPr>
@@ -6864,7 +6862,7 @@
           <w:lang w:val="en-US" w:eastAsia="zh-CN"/>
         </w:rPr>
       </w:pPr>
-      <w:bookmarkStart w:id="29" w:name="_Toc4901"/>
+      <w:bookmarkStart w:id="29" w:name="_Toc25235"/>
       <w:r>
         <w:rPr>
           <w:rFonts w:hint="default"/>
@@ -6896,7 +6894,7 @@
           <w:lang w:val="en-US" w:eastAsia="zh-CN"/>
         </w:rPr>
       </w:pPr>
-      <w:bookmarkStart w:id="30" w:name="_Toc23775"/>
+      <w:bookmarkStart w:id="30" w:name="_Toc10302"/>
       <w:r>
         <w:rPr>
           <w:rFonts w:hint="default"/>
@@ -7110,7 +7108,7 @@
           <w:lang w:val="en-US" w:eastAsia="zh-CN"/>
         </w:rPr>
       </w:pPr>
-      <w:bookmarkStart w:id="31" w:name="_Toc21999"/>
+      <w:bookmarkStart w:id="31" w:name="_Toc8954"/>
       <w:r>
         <w:rPr>
           <w:rFonts w:hint="default"/>
@@ -7324,7 +7322,7 @@
           <w:lang w:val="en-US" w:eastAsia="zh-CN"/>
         </w:rPr>
       </w:pPr>
-      <w:bookmarkStart w:id="32" w:name="_Toc20593"/>
+      <w:bookmarkStart w:id="32" w:name="_Toc18301"/>
       <w:r>
         <w:rPr>
           <w:rFonts w:hint="default"/>
@@ -7356,7 +7354,7 @@
           <w:lang w:val="en-US" w:eastAsia="zh-CN"/>
         </w:rPr>
       </w:pPr>
-      <w:bookmarkStart w:id="33" w:name="_Toc13958"/>
+      <w:bookmarkStart w:id="33" w:name="_Toc29691"/>
       <w:r>
         <w:rPr>
           <w:rFonts w:hint="default"/>
@@ -7549,7 +7547,7 @@
           <w:lang w:val="en-US" w:eastAsia="zh-CN"/>
         </w:rPr>
       </w:pPr>
-      <w:bookmarkStart w:id="34" w:name="_Toc12137"/>
+      <w:bookmarkStart w:id="34" w:name="_Toc22493"/>
       <w:r>
         <w:rPr>
           <w:rFonts w:hint="default"/>
@@ -7805,7 +7803,7 @@
           <w:lang w:val="en-US" w:eastAsia="zh-CN"/>
         </w:rPr>
       </w:pPr>
-      <w:bookmarkStart w:id="35" w:name="_Toc32653"/>
+      <w:bookmarkStart w:id="35" w:name="_Toc2518"/>
       <w:r>
         <w:rPr>
           <w:rFonts w:hint="default"/>
@@ -8149,7 +8147,7 @@
           <w:lang w:val="en-US" w:eastAsia="zh-CN"/>
         </w:rPr>
       </w:pPr>
-      <w:bookmarkStart w:id="36" w:name="_Toc27180"/>
+      <w:bookmarkStart w:id="36" w:name="_Toc19965"/>
       <w:r>
         <w:rPr>
           <w:rFonts w:hint="default"/>
@@ -8477,7 +8475,7 @@
           <w:lang w:val="en-US" w:eastAsia="zh-CN"/>
         </w:rPr>
       </w:pPr>
-      <w:bookmarkStart w:id="37" w:name="_Toc14043"/>
+      <w:bookmarkStart w:id="37" w:name="_Toc23175"/>
       <w:r>
         <w:rPr>
           <w:rFonts w:hint="default"/>
@@ -8673,7 +8671,7 @@
           <w:lang w:val="en-US" w:eastAsia="zh-CN"/>
         </w:rPr>
       </w:pPr>
-      <w:bookmarkStart w:id="38" w:name="_Toc4632"/>
+      <w:bookmarkStart w:id="38" w:name="_Toc13400"/>
       <w:r>
         <w:rPr>
           <w:rFonts w:hint="default"/>
@@ -9476,7 +9474,7 @@
           <w:lang w:val="en-US" w:eastAsia="zh-CN"/>
         </w:rPr>
       </w:pPr>
-      <w:bookmarkStart w:id="39" w:name="_Toc18358"/>
+      <w:bookmarkStart w:id="39" w:name="_Toc18756"/>
       <w:r>
         <w:rPr>
           <w:rFonts w:hint="default"/>
@@ -9603,7 +9601,16 @@
           <w:rFonts w:hint="default"/>
           <w:lang w:val="en-US" w:eastAsia="zh-CN"/>
         </w:rPr>
-        <w:t>人员考核指标设定是否符合 SMART 原则。</w:t>
+        <w:t>人员考核指标设定是否符合</w:t>
+      </w:r>
+      <w:bookmarkStart w:id="43" w:name="_GoBack"/>
+      <w:bookmarkEnd w:id="43"/>
+      <w:r>
+        <w:rPr>
+          <w:rFonts w:hint="default"/>
+          <w:lang w:val="en-US" w:eastAsia="zh-CN"/>
+        </w:rPr>
+        <w:t>SMART原则。</w:t>
       </w:r>
     </w:p>
     <w:p>
@@ -9675,7 +9682,7 @@
           <w:lang w:val="en-US" w:eastAsia="zh-CN"/>
         </w:rPr>
       </w:pPr>
-      <w:bookmarkStart w:id="40" w:name="_Toc28492"/>
+      <w:bookmarkStart w:id="40" w:name="_Toc342"/>
       <w:r>
         <w:rPr>
           <w:rFonts w:hint="eastAsia"/>
@@ -9790,7 +9797,7 @@
           <w:lang w:val="en-US" w:eastAsia="zh-CN"/>
         </w:rPr>
       </w:pPr>
-      <w:bookmarkStart w:id="41" w:name="_Toc1000"/>
+      <w:bookmarkStart w:id="41" w:name="_Toc6868"/>
       <w:r>
         <w:rPr>
           <w:rFonts w:hint="eastAsia"/>
@@ -9902,7 +9909,7 @@
           <w:lang w:val="en-US" w:eastAsia="zh-CN"/>
         </w:rPr>
       </w:pPr>
-      <w:bookmarkStart w:id="42" w:name="_Toc13809"/>
+      <w:bookmarkStart w:id="42" w:name="_Toc22189"/>
       <w:r>
         <w:rPr>
           <w:rFonts w:hint="default"/>

--- a/4.质量管理/1.流程制度规范类文件/HXDL-ITSS-0403运维服务质量管理制度.docx
+++ b/4.质量管理/1.流程制度规范类文件/HXDL-ITSS-0403运维服务质量管理制度.docx
@@ -26,7 +26,7 @@
           <w:lang w:val="en-US" w:eastAsia="zh-CN"/>
         </w:rPr>
       </w:pPr>
-      <w:bookmarkStart w:id="0" w:name="_Toc11624"/>
+      <w:bookmarkStart w:id="0" w:name="_Toc1830"/>
       <w:r>
         <w:drawing>
           <wp:anchor distT="0" distB="0" distL="114300" distR="114300" simplePos="0" relativeHeight="251659264" behindDoc="1" locked="0" layoutInCell="1" allowOverlap="1">
@@ -112,7 +112,7 @@
           <w:lang w:val="en-US" w:eastAsia="zh-CN"/>
         </w:rPr>
       </w:pPr>
-      <w:bookmarkStart w:id="1" w:name="_Toc10044"/>
+      <w:bookmarkStart w:id="1" w:name="_Toc5416"/>
       <w:r>
         <w:rPr>
           <w:rFonts w:hint="eastAsia"/>
@@ -147,7 +147,7 @@
           <w:lang w:val="en-US" w:eastAsia="zh-CN"/>
         </w:rPr>
       </w:pPr>
-      <w:bookmarkStart w:id="2" w:name="_Toc27932"/>
+      <w:bookmarkStart w:id="2" w:name="_Toc18259"/>
       <w:r>
         <w:rPr>
           <w:rFonts w:hint="eastAsia"/>
@@ -680,7 +680,7 @@
           <w:szCs w:val="30"/>
         </w:rPr>
       </w:pPr>
-      <w:bookmarkStart w:id="3" w:name="_Toc8980"/>
+      <w:bookmarkStart w:id="3" w:name="_Toc10284"/>
       <w:r>
         <w:rPr>
           <w:rFonts w:ascii="宋体" w:hAnsi="宋体" w:eastAsia="宋体" w:cs="宋体"/>
@@ -2230,7 +2230,7 @@
             <w:fldChar w:fldCharType="begin"/>
           </w:r>
           <w:r>
-            <w:instrText xml:space="preserve"> HYPERLINK \l _Toc11624 </w:instrText>
+            <w:instrText xml:space="preserve"> HYPERLINK \l _Toc1830 </w:instrText>
           </w:r>
           <w:r>
             <w:fldChar w:fldCharType="separate"/>
@@ -2249,7 +2249,7 @@
             <w:fldChar w:fldCharType="begin"/>
           </w:r>
           <w:r>
-            <w:instrText xml:space="preserve"> PAGEREF _Toc11624 \h </w:instrText>
+            <w:instrText xml:space="preserve"> PAGEREF _Toc1830 \h </w:instrText>
           </w:r>
           <w:r>
             <w:fldChar w:fldCharType="separate"/>
@@ -2275,7 +2275,7 @@
             <w:fldChar w:fldCharType="begin"/>
           </w:r>
           <w:r>
-            <w:instrText xml:space="preserve"> HYPERLINK \l _Toc10044 </w:instrText>
+            <w:instrText xml:space="preserve"> HYPERLINK \l _Toc5416 </w:instrText>
           </w:r>
           <w:r>
             <w:fldChar w:fldCharType="separate"/>
@@ -2294,7 +2294,7 @@
             <w:fldChar w:fldCharType="begin"/>
           </w:r>
           <w:r>
-            <w:instrText xml:space="preserve"> PAGEREF _Toc10044 \h </w:instrText>
+            <w:instrText xml:space="preserve"> PAGEREF _Toc5416 \h </w:instrText>
           </w:r>
           <w:r>
             <w:fldChar w:fldCharType="separate"/>
@@ -2320,7 +2320,7 @@
             <w:fldChar w:fldCharType="begin"/>
           </w:r>
           <w:r>
-            <w:instrText xml:space="preserve"> HYPERLINK \l _Toc27932 </w:instrText>
+            <w:instrText xml:space="preserve"> HYPERLINK \l _Toc18259 </w:instrText>
           </w:r>
           <w:r>
             <w:fldChar w:fldCharType="separate"/>
@@ -2339,7 +2339,7 @@
             <w:fldChar w:fldCharType="begin"/>
           </w:r>
           <w:r>
-            <w:instrText xml:space="preserve"> PAGEREF _Toc27932 \h </w:instrText>
+            <w:instrText xml:space="preserve"> PAGEREF _Toc18259 \h </w:instrText>
           </w:r>
           <w:r>
             <w:fldChar w:fldCharType="separate"/>
@@ -2365,7 +2365,7 @@
             <w:fldChar w:fldCharType="begin"/>
           </w:r>
           <w:r>
-            <w:instrText xml:space="preserve"> HYPERLINK \l _Toc8980 </w:instrText>
+            <w:instrText xml:space="preserve"> HYPERLINK \l _Toc10284 </w:instrText>
           </w:r>
           <w:r>
             <w:fldChar w:fldCharType="separate"/>
@@ -2386,7 +2386,7 @@
             <w:fldChar w:fldCharType="begin"/>
           </w:r>
           <w:r>
-            <w:instrText xml:space="preserve"> PAGEREF _Toc8980 \h </w:instrText>
+            <w:instrText xml:space="preserve"> PAGEREF _Toc10284 \h </w:instrText>
           </w:r>
           <w:r>
             <w:fldChar w:fldCharType="separate"/>
@@ -2412,7 +2412,7 @@
             <w:fldChar w:fldCharType="begin"/>
           </w:r>
           <w:r>
-            <w:instrText xml:space="preserve"> HYPERLINK \l _Toc17743 </w:instrText>
+            <w:instrText xml:space="preserve"> HYPERLINK \l _Toc15300 </w:instrText>
           </w:r>
           <w:r>
             <w:fldChar w:fldCharType="separate"/>
@@ -2431,7 +2431,7 @@
             <w:fldChar w:fldCharType="begin"/>
           </w:r>
           <w:r>
-            <w:instrText xml:space="preserve"> PAGEREF _Toc17743 \h </w:instrText>
+            <w:instrText xml:space="preserve"> PAGEREF _Toc15300 \h </w:instrText>
           </w:r>
           <w:r>
             <w:fldChar w:fldCharType="separate"/>
@@ -2457,7 +2457,7 @@
             <w:fldChar w:fldCharType="begin"/>
           </w:r>
           <w:r>
-            <w:instrText xml:space="preserve"> HYPERLINK \l _Toc16744 </w:instrText>
+            <w:instrText xml:space="preserve"> HYPERLINK \l _Toc18946 </w:instrText>
           </w:r>
           <w:r>
             <w:fldChar w:fldCharType="separate"/>
@@ -2476,7 +2476,7 @@
             <w:fldChar w:fldCharType="begin"/>
           </w:r>
           <w:r>
-            <w:instrText xml:space="preserve"> PAGEREF _Toc16744 \h </w:instrText>
+            <w:instrText xml:space="preserve"> PAGEREF _Toc18946 \h </w:instrText>
           </w:r>
           <w:r>
             <w:fldChar w:fldCharType="separate"/>
@@ -2502,7 +2502,7 @@
             <w:fldChar w:fldCharType="begin"/>
           </w:r>
           <w:r>
-            <w:instrText xml:space="preserve"> HYPERLINK \l _Toc22320 </w:instrText>
+            <w:instrText xml:space="preserve"> HYPERLINK \l _Toc16877 </w:instrText>
           </w:r>
           <w:r>
             <w:fldChar w:fldCharType="separate"/>
@@ -2521,7 +2521,7 @@
             <w:fldChar w:fldCharType="begin"/>
           </w:r>
           <w:r>
-            <w:instrText xml:space="preserve"> PAGEREF _Toc22320 \h </w:instrText>
+            <w:instrText xml:space="preserve"> PAGEREF _Toc16877 \h </w:instrText>
           </w:r>
           <w:r>
             <w:fldChar w:fldCharType="separate"/>
@@ -2547,7 +2547,7 @@
             <w:fldChar w:fldCharType="begin"/>
           </w:r>
           <w:r>
-            <w:instrText xml:space="preserve"> HYPERLINK \l _Toc8272 </w:instrText>
+            <w:instrText xml:space="preserve"> HYPERLINK \l _Toc14637 </w:instrText>
           </w:r>
           <w:r>
             <w:fldChar w:fldCharType="separate"/>
@@ -2566,7 +2566,7 @@
             <w:fldChar w:fldCharType="begin"/>
           </w:r>
           <w:r>
-            <w:instrText xml:space="preserve"> PAGEREF _Toc8272 \h </w:instrText>
+            <w:instrText xml:space="preserve"> PAGEREF _Toc14637 \h </w:instrText>
           </w:r>
           <w:r>
             <w:fldChar w:fldCharType="separate"/>
@@ -2592,7 +2592,7 @@
             <w:fldChar w:fldCharType="begin"/>
           </w:r>
           <w:r>
-            <w:instrText xml:space="preserve"> HYPERLINK \l _Toc27511 </w:instrText>
+            <w:instrText xml:space="preserve"> HYPERLINK \l _Toc8600 </w:instrText>
           </w:r>
           <w:r>
             <w:fldChar w:fldCharType="separate"/>
@@ -2611,7 +2611,7 @@
             <w:fldChar w:fldCharType="begin"/>
           </w:r>
           <w:r>
-            <w:instrText xml:space="preserve"> PAGEREF _Toc27511 \h </w:instrText>
+            <w:instrText xml:space="preserve"> PAGEREF _Toc8600 \h </w:instrText>
           </w:r>
           <w:r>
             <w:fldChar w:fldCharType="separate"/>
@@ -2637,7 +2637,7 @@
             <w:fldChar w:fldCharType="begin"/>
           </w:r>
           <w:r>
-            <w:instrText xml:space="preserve"> HYPERLINK \l _Toc1183 </w:instrText>
+            <w:instrText xml:space="preserve"> HYPERLINK \l _Toc31808 </w:instrText>
           </w:r>
           <w:r>
             <w:fldChar w:fldCharType="separate"/>
@@ -2656,7 +2656,7 @@
             <w:fldChar w:fldCharType="begin"/>
           </w:r>
           <w:r>
-            <w:instrText xml:space="preserve"> PAGEREF _Toc1183 \h </w:instrText>
+            <w:instrText xml:space="preserve"> PAGEREF _Toc31808 \h </w:instrText>
           </w:r>
           <w:r>
             <w:fldChar w:fldCharType="separate"/>
@@ -2682,7 +2682,7 @@
             <w:fldChar w:fldCharType="begin"/>
           </w:r>
           <w:r>
-            <w:instrText xml:space="preserve"> HYPERLINK \l _Toc16059 </w:instrText>
+            <w:instrText xml:space="preserve"> HYPERLINK \l _Toc30012 </w:instrText>
           </w:r>
           <w:r>
             <w:fldChar w:fldCharType="separate"/>
@@ -2708,7 +2708,7 @@
             <w:fldChar w:fldCharType="begin"/>
           </w:r>
           <w:r>
-            <w:instrText xml:space="preserve"> PAGEREF _Toc16059 \h </w:instrText>
+            <w:instrText xml:space="preserve"> PAGEREF _Toc30012 \h </w:instrText>
           </w:r>
           <w:r>
             <w:fldChar w:fldCharType="separate"/>
@@ -2734,7 +2734,7 @@
             <w:fldChar w:fldCharType="begin"/>
           </w:r>
           <w:r>
-            <w:instrText xml:space="preserve"> HYPERLINK \l _Toc24411 </w:instrText>
+            <w:instrText xml:space="preserve"> HYPERLINK \l _Toc24924 </w:instrText>
           </w:r>
           <w:r>
             <w:fldChar w:fldCharType="separate"/>
@@ -2760,7 +2760,7 @@
             <w:fldChar w:fldCharType="begin"/>
           </w:r>
           <w:r>
-            <w:instrText xml:space="preserve"> PAGEREF _Toc24411 \h </w:instrText>
+            <w:instrText xml:space="preserve"> PAGEREF _Toc24924 \h </w:instrText>
           </w:r>
           <w:r>
             <w:fldChar w:fldCharType="separate"/>
@@ -2786,7 +2786,7 @@
             <w:fldChar w:fldCharType="begin"/>
           </w:r>
           <w:r>
-            <w:instrText xml:space="preserve"> HYPERLINK \l _Toc12689 </w:instrText>
+            <w:instrText xml:space="preserve"> HYPERLINK \l _Toc494 </w:instrText>
           </w:r>
           <w:r>
             <w:fldChar w:fldCharType="separate"/>
@@ -2812,7 +2812,7 @@
             <w:fldChar w:fldCharType="begin"/>
           </w:r>
           <w:r>
-            <w:instrText xml:space="preserve"> PAGEREF _Toc12689 \h </w:instrText>
+            <w:instrText xml:space="preserve"> PAGEREF _Toc494 \h </w:instrText>
           </w:r>
           <w:r>
             <w:fldChar w:fldCharType="separate"/>
@@ -2838,7 +2838,7 @@
             <w:fldChar w:fldCharType="begin"/>
           </w:r>
           <w:r>
-            <w:instrText xml:space="preserve"> HYPERLINK \l _Toc31712 </w:instrText>
+            <w:instrText xml:space="preserve"> HYPERLINK \l _Toc29396 </w:instrText>
           </w:r>
           <w:r>
             <w:fldChar w:fldCharType="separate"/>
@@ -2857,7 +2857,7 @@
             <w:fldChar w:fldCharType="begin"/>
           </w:r>
           <w:r>
-            <w:instrText xml:space="preserve"> PAGEREF _Toc31712 \h </w:instrText>
+            <w:instrText xml:space="preserve"> PAGEREF _Toc29396 \h </w:instrText>
           </w:r>
           <w:r>
             <w:fldChar w:fldCharType="separate"/>
@@ -2883,7 +2883,7 @@
             <w:fldChar w:fldCharType="begin"/>
           </w:r>
           <w:r>
-            <w:instrText xml:space="preserve"> HYPERLINK \l _Toc660 </w:instrText>
+            <w:instrText xml:space="preserve"> HYPERLINK \l _Toc25600 </w:instrText>
           </w:r>
           <w:r>
             <w:fldChar w:fldCharType="separate"/>
@@ -2909,7 +2909,7 @@
             <w:fldChar w:fldCharType="begin"/>
           </w:r>
           <w:r>
-            <w:instrText xml:space="preserve"> PAGEREF _Toc660 \h </w:instrText>
+            <w:instrText xml:space="preserve"> PAGEREF _Toc25600 \h </w:instrText>
           </w:r>
           <w:r>
             <w:fldChar w:fldCharType="separate"/>
@@ -2935,7 +2935,7 @@
             <w:fldChar w:fldCharType="begin"/>
           </w:r>
           <w:r>
-            <w:instrText xml:space="preserve"> HYPERLINK \l _Toc1090 </w:instrText>
+            <w:instrText xml:space="preserve"> HYPERLINK \l _Toc20944 </w:instrText>
           </w:r>
           <w:r>
             <w:fldChar w:fldCharType="separate"/>
@@ -2954,7 +2954,7 @@
             <w:fldChar w:fldCharType="begin"/>
           </w:r>
           <w:r>
-            <w:instrText xml:space="preserve"> PAGEREF _Toc1090 \h </w:instrText>
+            <w:instrText xml:space="preserve"> PAGEREF _Toc20944 \h </w:instrText>
           </w:r>
           <w:r>
             <w:fldChar w:fldCharType="separate"/>
@@ -2980,7 +2980,7 @@
             <w:fldChar w:fldCharType="begin"/>
           </w:r>
           <w:r>
-            <w:instrText xml:space="preserve"> HYPERLINK \l _Toc10697 </w:instrText>
+            <w:instrText xml:space="preserve"> HYPERLINK \l _Toc23956 </w:instrText>
           </w:r>
           <w:r>
             <w:fldChar w:fldCharType="separate"/>
@@ -2999,7 +2999,7 @@
             <w:fldChar w:fldCharType="begin"/>
           </w:r>
           <w:r>
-            <w:instrText xml:space="preserve"> PAGEREF _Toc10697 \h </w:instrText>
+            <w:instrText xml:space="preserve"> PAGEREF _Toc23956 \h </w:instrText>
           </w:r>
           <w:r>
             <w:fldChar w:fldCharType="separate"/>
@@ -3025,7 +3025,7 @@
             <w:fldChar w:fldCharType="begin"/>
           </w:r>
           <w:r>
-            <w:instrText xml:space="preserve"> HYPERLINK \l _Toc13743 </w:instrText>
+            <w:instrText xml:space="preserve"> HYPERLINK \l _Toc12066 </w:instrText>
           </w:r>
           <w:r>
             <w:fldChar w:fldCharType="separate"/>
@@ -3058,7 +3058,7 @@
             <w:fldChar w:fldCharType="begin"/>
           </w:r>
           <w:r>
-            <w:instrText xml:space="preserve"> PAGEREF _Toc13743 \h </w:instrText>
+            <w:instrText xml:space="preserve"> PAGEREF _Toc12066 \h </w:instrText>
           </w:r>
           <w:r>
             <w:fldChar w:fldCharType="separate"/>
@@ -3084,7 +3084,7 @@
             <w:fldChar w:fldCharType="begin"/>
           </w:r>
           <w:r>
-            <w:instrText xml:space="preserve"> HYPERLINK \l _Toc26617 </w:instrText>
+            <w:instrText xml:space="preserve"> HYPERLINK \l _Toc16029 </w:instrText>
           </w:r>
           <w:r>
             <w:fldChar w:fldCharType="separate"/>
@@ -3103,7 +3103,7 @@
             <w:fldChar w:fldCharType="begin"/>
           </w:r>
           <w:r>
-            <w:instrText xml:space="preserve"> PAGEREF _Toc26617 \h </w:instrText>
+            <w:instrText xml:space="preserve"> PAGEREF _Toc16029 \h </w:instrText>
           </w:r>
           <w:r>
             <w:fldChar w:fldCharType="separate"/>
@@ -3129,7 +3129,7 @@
             <w:fldChar w:fldCharType="begin"/>
           </w:r>
           <w:r>
-            <w:instrText xml:space="preserve"> HYPERLINK \l _Toc11481 </w:instrText>
+            <w:instrText xml:space="preserve"> HYPERLINK \l _Toc7083 </w:instrText>
           </w:r>
           <w:r>
             <w:fldChar w:fldCharType="separate"/>
@@ -3148,7 +3148,7 @@
             <w:fldChar w:fldCharType="begin"/>
           </w:r>
           <w:r>
-            <w:instrText xml:space="preserve"> PAGEREF _Toc11481 \h </w:instrText>
+            <w:instrText xml:space="preserve"> PAGEREF _Toc7083 \h </w:instrText>
           </w:r>
           <w:r>
             <w:fldChar w:fldCharType="separate"/>
@@ -3174,7 +3174,7 @@
             <w:fldChar w:fldCharType="begin"/>
           </w:r>
           <w:r>
-            <w:instrText xml:space="preserve"> HYPERLINK \l _Toc29169 </w:instrText>
+            <w:instrText xml:space="preserve"> HYPERLINK \l _Toc23088 </w:instrText>
           </w:r>
           <w:r>
             <w:fldChar w:fldCharType="separate"/>
@@ -3193,7 +3193,7 @@
             <w:fldChar w:fldCharType="begin"/>
           </w:r>
           <w:r>
-            <w:instrText xml:space="preserve"> PAGEREF _Toc29169 \h </w:instrText>
+            <w:instrText xml:space="preserve"> PAGEREF _Toc23088 \h </w:instrText>
           </w:r>
           <w:r>
             <w:fldChar w:fldCharType="separate"/>
@@ -3219,7 +3219,7 @@
             <w:fldChar w:fldCharType="begin"/>
           </w:r>
           <w:r>
-            <w:instrText xml:space="preserve"> HYPERLINK \l _Toc12976 </w:instrText>
+            <w:instrText xml:space="preserve"> HYPERLINK \l _Toc29956 </w:instrText>
           </w:r>
           <w:r>
             <w:fldChar w:fldCharType="separate"/>
@@ -3238,7 +3238,7 @@
             <w:fldChar w:fldCharType="begin"/>
           </w:r>
           <w:r>
-            <w:instrText xml:space="preserve"> PAGEREF _Toc12976 \h </w:instrText>
+            <w:instrText xml:space="preserve"> PAGEREF _Toc29956 \h </w:instrText>
           </w:r>
           <w:r>
             <w:fldChar w:fldCharType="separate"/>
@@ -3264,7 +3264,7 @@
             <w:fldChar w:fldCharType="begin"/>
           </w:r>
           <w:r>
-            <w:instrText xml:space="preserve"> HYPERLINK \l _Toc7891 </w:instrText>
+            <w:instrText xml:space="preserve"> HYPERLINK \l _Toc23313 </w:instrText>
           </w:r>
           <w:r>
             <w:fldChar w:fldCharType="separate"/>
@@ -3283,7 +3283,7 @@
             <w:fldChar w:fldCharType="begin"/>
           </w:r>
           <w:r>
-            <w:instrText xml:space="preserve"> PAGEREF _Toc7891 \h </w:instrText>
+            <w:instrText xml:space="preserve"> PAGEREF _Toc23313 \h </w:instrText>
           </w:r>
           <w:r>
             <w:fldChar w:fldCharType="separate"/>
@@ -3309,7 +3309,7 @@
             <w:fldChar w:fldCharType="begin"/>
           </w:r>
           <w:r>
-            <w:instrText xml:space="preserve"> HYPERLINK \l _Toc29685 </w:instrText>
+            <w:instrText xml:space="preserve"> HYPERLINK \l _Toc6210 </w:instrText>
           </w:r>
           <w:r>
             <w:fldChar w:fldCharType="separate"/>
@@ -3342,7 +3342,7 @@
             <w:fldChar w:fldCharType="begin"/>
           </w:r>
           <w:r>
-            <w:instrText xml:space="preserve"> PAGEREF _Toc29685 \h </w:instrText>
+            <w:instrText xml:space="preserve"> PAGEREF _Toc6210 \h </w:instrText>
           </w:r>
           <w:r>
             <w:fldChar w:fldCharType="separate"/>
@@ -3368,7 +3368,7 @@
             <w:fldChar w:fldCharType="begin"/>
           </w:r>
           <w:r>
-            <w:instrText xml:space="preserve"> HYPERLINK \l _Toc31195 </w:instrText>
+            <w:instrText xml:space="preserve"> HYPERLINK \l _Toc6614 </w:instrText>
           </w:r>
           <w:r>
             <w:fldChar w:fldCharType="separate"/>
@@ -3387,7 +3387,7 @@
             <w:fldChar w:fldCharType="begin"/>
           </w:r>
           <w:r>
-            <w:instrText xml:space="preserve"> PAGEREF _Toc31195 \h </w:instrText>
+            <w:instrText xml:space="preserve"> PAGEREF _Toc6614 \h </w:instrText>
           </w:r>
           <w:r>
             <w:fldChar w:fldCharType="separate"/>
@@ -3413,7 +3413,7 @@
             <w:fldChar w:fldCharType="begin"/>
           </w:r>
           <w:r>
-            <w:instrText xml:space="preserve"> HYPERLINK \l _Toc8820 </w:instrText>
+            <w:instrText xml:space="preserve"> HYPERLINK \l _Toc5137 </w:instrText>
           </w:r>
           <w:r>
             <w:fldChar w:fldCharType="separate"/>
@@ -3432,7 +3432,7 @@
             <w:fldChar w:fldCharType="begin"/>
           </w:r>
           <w:r>
-            <w:instrText xml:space="preserve"> PAGEREF _Toc8820 \h </w:instrText>
+            <w:instrText xml:space="preserve"> PAGEREF _Toc5137 \h </w:instrText>
           </w:r>
           <w:r>
             <w:fldChar w:fldCharType="separate"/>
@@ -3458,7 +3458,7 @@
             <w:fldChar w:fldCharType="begin"/>
           </w:r>
           <w:r>
-            <w:instrText xml:space="preserve"> HYPERLINK \l _Toc23355 </w:instrText>
+            <w:instrText xml:space="preserve"> HYPERLINK \l _Toc26920 </w:instrText>
           </w:r>
           <w:r>
             <w:fldChar w:fldCharType="separate"/>
@@ -3477,7 +3477,7 @@
             <w:fldChar w:fldCharType="begin"/>
           </w:r>
           <w:r>
-            <w:instrText xml:space="preserve"> PAGEREF _Toc23355 \h </w:instrText>
+            <w:instrText xml:space="preserve"> PAGEREF _Toc26920 \h </w:instrText>
           </w:r>
           <w:r>
             <w:fldChar w:fldCharType="separate"/>
@@ -3503,7 +3503,7 @@
             <w:fldChar w:fldCharType="begin"/>
           </w:r>
           <w:r>
-            <w:instrText xml:space="preserve"> HYPERLINK \l _Toc13532 </w:instrText>
+            <w:instrText xml:space="preserve"> HYPERLINK \l _Toc7294 </w:instrText>
           </w:r>
           <w:r>
             <w:fldChar w:fldCharType="separate"/>
@@ -3522,7 +3522,7 @@
             <w:fldChar w:fldCharType="begin"/>
           </w:r>
           <w:r>
-            <w:instrText xml:space="preserve"> PAGEREF _Toc13532 \h </w:instrText>
+            <w:instrText xml:space="preserve"> PAGEREF _Toc7294 \h </w:instrText>
           </w:r>
           <w:r>
             <w:fldChar w:fldCharType="separate"/>
@@ -3548,7 +3548,7 @@
             <w:fldChar w:fldCharType="begin"/>
           </w:r>
           <w:r>
-            <w:instrText xml:space="preserve"> HYPERLINK \l _Toc2310 </w:instrText>
+            <w:instrText xml:space="preserve"> HYPERLINK \l _Toc12506 </w:instrText>
           </w:r>
           <w:r>
             <w:fldChar w:fldCharType="separate"/>
@@ -3567,7 +3567,7 @@
             <w:fldChar w:fldCharType="begin"/>
           </w:r>
           <w:r>
-            <w:instrText xml:space="preserve"> PAGEREF _Toc2310 \h </w:instrText>
+            <w:instrText xml:space="preserve"> PAGEREF _Toc12506 \h </w:instrText>
           </w:r>
           <w:r>
             <w:fldChar w:fldCharType="separate"/>
@@ -3593,7 +3593,7 @@
             <w:fldChar w:fldCharType="begin"/>
           </w:r>
           <w:r>
-            <w:instrText xml:space="preserve"> HYPERLINK \l _Toc25235 </w:instrText>
+            <w:instrText xml:space="preserve"> HYPERLINK \l _Toc22047 </w:instrText>
           </w:r>
           <w:r>
             <w:fldChar w:fldCharType="separate"/>
@@ -3612,7 +3612,7 @@
             <w:fldChar w:fldCharType="begin"/>
           </w:r>
           <w:r>
-            <w:instrText xml:space="preserve"> PAGEREF _Toc25235 \h </w:instrText>
+            <w:instrText xml:space="preserve"> PAGEREF _Toc22047 \h </w:instrText>
           </w:r>
           <w:r>
             <w:fldChar w:fldCharType="separate"/>
@@ -3638,7 +3638,7 @@
             <w:fldChar w:fldCharType="begin"/>
           </w:r>
           <w:r>
-            <w:instrText xml:space="preserve"> HYPERLINK \l _Toc10302 </w:instrText>
+            <w:instrText xml:space="preserve"> HYPERLINK \l _Toc14067 </w:instrText>
           </w:r>
           <w:r>
             <w:fldChar w:fldCharType="separate"/>
@@ -3657,7 +3657,7 @@
             <w:fldChar w:fldCharType="begin"/>
           </w:r>
           <w:r>
-            <w:instrText xml:space="preserve"> PAGEREF _Toc10302 \h </w:instrText>
+            <w:instrText xml:space="preserve"> PAGEREF _Toc14067 \h </w:instrText>
           </w:r>
           <w:r>
             <w:fldChar w:fldCharType="separate"/>
@@ -3683,7 +3683,7 @@
             <w:fldChar w:fldCharType="begin"/>
           </w:r>
           <w:r>
-            <w:instrText xml:space="preserve"> HYPERLINK \l _Toc8954 </w:instrText>
+            <w:instrText xml:space="preserve"> HYPERLINK \l _Toc31618 </w:instrText>
           </w:r>
           <w:r>
             <w:fldChar w:fldCharType="separate"/>
@@ -3702,7 +3702,7 @@
             <w:fldChar w:fldCharType="begin"/>
           </w:r>
           <w:r>
-            <w:instrText xml:space="preserve"> PAGEREF _Toc8954 \h </w:instrText>
+            <w:instrText xml:space="preserve"> PAGEREF _Toc31618 \h </w:instrText>
           </w:r>
           <w:r>
             <w:fldChar w:fldCharType="separate"/>
@@ -3728,7 +3728,7 @@
             <w:fldChar w:fldCharType="begin"/>
           </w:r>
           <w:r>
-            <w:instrText xml:space="preserve"> HYPERLINK \l _Toc18301 </w:instrText>
+            <w:instrText xml:space="preserve"> HYPERLINK \l _Toc11747 </w:instrText>
           </w:r>
           <w:r>
             <w:fldChar w:fldCharType="separate"/>
@@ -3747,7 +3747,7 @@
             <w:fldChar w:fldCharType="begin"/>
           </w:r>
           <w:r>
-            <w:instrText xml:space="preserve"> PAGEREF _Toc18301 \h </w:instrText>
+            <w:instrText xml:space="preserve"> PAGEREF _Toc11747 \h </w:instrText>
           </w:r>
           <w:r>
             <w:fldChar w:fldCharType="separate"/>
@@ -3773,7 +3773,7 @@
             <w:fldChar w:fldCharType="begin"/>
           </w:r>
           <w:r>
-            <w:instrText xml:space="preserve"> HYPERLINK \l _Toc29691 </w:instrText>
+            <w:instrText xml:space="preserve"> HYPERLINK \l _Toc14086 </w:instrText>
           </w:r>
           <w:r>
             <w:fldChar w:fldCharType="separate"/>
@@ -3792,7 +3792,7 @@
             <w:fldChar w:fldCharType="begin"/>
           </w:r>
           <w:r>
-            <w:instrText xml:space="preserve"> PAGEREF _Toc29691 \h </w:instrText>
+            <w:instrText xml:space="preserve"> PAGEREF _Toc14086 \h </w:instrText>
           </w:r>
           <w:r>
             <w:fldChar w:fldCharType="separate"/>
@@ -3818,7 +3818,7 @@
             <w:fldChar w:fldCharType="begin"/>
           </w:r>
           <w:r>
-            <w:instrText xml:space="preserve"> HYPERLINK \l _Toc22493 </w:instrText>
+            <w:instrText xml:space="preserve"> HYPERLINK \l _Toc6518 </w:instrText>
           </w:r>
           <w:r>
             <w:fldChar w:fldCharType="separate"/>
@@ -3837,7 +3837,7 @@
             <w:fldChar w:fldCharType="begin"/>
           </w:r>
           <w:r>
-            <w:instrText xml:space="preserve"> PAGEREF _Toc22493 \h </w:instrText>
+            <w:instrText xml:space="preserve"> PAGEREF _Toc6518 \h </w:instrText>
           </w:r>
           <w:r>
             <w:fldChar w:fldCharType="separate"/>
@@ -3863,7 +3863,7 @@
             <w:fldChar w:fldCharType="begin"/>
           </w:r>
           <w:r>
-            <w:instrText xml:space="preserve"> HYPERLINK \l _Toc2518 </w:instrText>
+            <w:instrText xml:space="preserve"> HYPERLINK \l _Toc7309 </w:instrText>
           </w:r>
           <w:r>
             <w:fldChar w:fldCharType="separate"/>
@@ -3882,7 +3882,7 @@
             <w:fldChar w:fldCharType="begin"/>
           </w:r>
           <w:r>
-            <w:instrText xml:space="preserve"> PAGEREF _Toc2518 \h </w:instrText>
+            <w:instrText xml:space="preserve"> PAGEREF _Toc7309 \h </w:instrText>
           </w:r>
           <w:r>
             <w:fldChar w:fldCharType="separate"/>
@@ -3908,7 +3908,7 @@
             <w:fldChar w:fldCharType="begin"/>
           </w:r>
           <w:r>
-            <w:instrText xml:space="preserve"> HYPERLINK \l _Toc19965 </w:instrText>
+            <w:instrText xml:space="preserve"> HYPERLINK \l _Toc26689 </w:instrText>
           </w:r>
           <w:r>
             <w:fldChar w:fldCharType="separate"/>
@@ -3927,7 +3927,7 @@
             <w:fldChar w:fldCharType="begin"/>
           </w:r>
           <w:r>
-            <w:instrText xml:space="preserve"> PAGEREF _Toc19965 \h </w:instrText>
+            <w:instrText xml:space="preserve"> PAGEREF _Toc26689 \h </w:instrText>
           </w:r>
           <w:r>
             <w:fldChar w:fldCharType="separate"/>
@@ -3953,7 +3953,7 @@
             <w:fldChar w:fldCharType="begin"/>
           </w:r>
           <w:r>
-            <w:instrText xml:space="preserve"> HYPERLINK \l _Toc23175 </w:instrText>
+            <w:instrText xml:space="preserve"> HYPERLINK \l _Toc18855 </w:instrText>
           </w:r>
           <w:r>
             <w:fldChar w:fldCharType="separate"/>
@@ -3972,7 +3972,7 @@
             <w:fldChar w:fldCharType="begin"/>
           </w:r>
           <w:r>
-            <w:instrText xml:space="preserve"> PAGEREF _Toc23175 \h </w:instrText>
+            <w:instrText xml:space="preserve"> PAGEREF _Toc18855 \h </w:instrText>
           </w:r>
           <w:r>
             <w:fldChar w:fldCharType="separate"/>
@@ -3998,7 +3998,7 @@
             <w:fldChar w:fldCharType="begin"/>
           </w:r>
           <w:r>
-            <w:instrText xml:space="preserve"> HYPERLINK \l _Toc13400 </w:instrText>
+            <w:instrText xml:space="preserve"> HYPERLINK \l _Toc19873 </w:instrText>
           </w:r>
           <w:r>
             <w:fldChar w:fldCharType="separate"/>
@@ -4017,7 +4017,7 @@
             <w:fldChar w:fldCharType="begin"/>
           </w:r>
           <w:r>
-            <w:instrText xml:space="preserve"> PAGEREF _Toc13400 \h </w:instrText>
+            <w:instrText xml:space="preserve"> PAGEREF _Toc19873 \h </w:instrText>
           </w:r>
           <w:r>
             <w:fldChar w:fldCharType="separate"/>
@@ -4043,7 +4043,7 @@
             <w:fldChar w:fldCharType="begin"/>
           </w:r>
           <w:r>
-            <w:instrText xml:space="preserve"> HYPERLINK \l _Toc18756 </w:instrText>
+            <w:instrText xml:space="preserve"> HYPERLINK \l _Toc10274 </w:instrText>
           </w:r>
           <w:r>
             <w:fldChar w:fldCharType="separate"/>
@@ -4062,7 +4062,7 @@
             <w:fldChar w:fldCharType="begin"/>
           </w:r>
           <w:r>
-            <w:instrText xml:space="preserve"> PAGEREF _Toc18756 \h </w:instrText>
+            <w:instrText xml:space="preserve"> PAGEREF _Toc10274 \h </w:instrText>
           </w:r>
           <w:r>
             <w:fldChar w:fldCharType="separate"/>
@@ -4088,7 +4088,7 @@
             <w:fldChar w:fldCharType="begin"/>
           </w:r>
           <w:r>
-            <w:instrText xml:space="preserve"> HYPERLINK \l _Toc342 </w:instrText>
+            <w:instrText xml:space="preserve"> HYPERLINK \l _Toc2177 </w:instrText>
           </w:r>
           <w:r>
             <w:fldChar w:fldCharType="separate"/>
@@ -4114,7 +4114,7 @@
             <w:fldChar w:fldCharType="begin"/>
           </w:r>
           <w:r>
-            <w:instrText xml:space="preserve"> PAGEREF _Toc342 \h </w:instrText>
+            <w:instrText xml:space="preserve"> PAGEREF _Toc2177 \h </w:instrText>
           </w:r>
           <w:r>
             <w:fldChar w:fldCharType="separate"/>
@@ -4140,7 +4140,7 @@
             <w:fldChar w:fldCharType="begin"/>
           </w:r>
           <w:r>
-            <w:instrText xml:space="preserve"> HYPERLINK \l _Toc6868 </w:instrText>
+            <w:instrText xml:space="preserve"> HYPERLINK \l _Toc28205 </w:instrText>
           </w:r>
           <w:r>
             <w:fldChar w:fldCharType="separate"/>
@@ -4166,7 +4166,7 @@
             <w:fldChar w:fldCharType="begin"/>
           </w:r>
           <w:r>
-            <w:instrText xml:space="preserve"> PAGEREF _Toc6868 \h </w:instrText>
+            <w:instrText xml:space="preserve"> PAGEREF _Toc28205 \h </w:instrText>
           </w:r>
           <w:r>
             <w:fldChar w:fldCharType="separate"/>
@@ -4192,7 +4192,7 @@
             <w:fldChar w:fldCharType="begin"/>
           </w:r>
           <w:r>
-            <w:instrText xml:space="preserve"> HYPERLINK \l _Toc22189 </w:instrText>
+            <w:instrText xml:space="preserve"> HYPERLINK \l _Toc25986 </w:instrText>
           </w:r>
           <w:r>
             <w:fldChar w:fldCharType="separate"/>
@@ -4211,7 +4211,7 @@
             <w:fldChar w:fldCharType="begin"/>
           </w:r>
           <w:r>
-            <w:instrText xml:space="preserve"> PAGEREF _Toc22189 \h </w:instrText>
+            <w:instrText xml:space="preserve"> PAGEREF _Toc25986 \h </w:instrText>
           </w:r>
           <w:r>
             <w:fldChar w:fldCharType="separate"/>
@@ -4270,7 +4270,7 @@
           <w:lang w:val="en-US" w:eastAsia="zh-CN"/>
         </w:rPr>
       </w:pPr>
-      <w:bookmarkStart w:id="4" w:name="_Toc17743"/>
+      <w:bookmarkStart w:id="4" w:name="_Toc15300"/>
       <w:r>
         <w:rPr>
           <w:rFonts w:hint="default"/>
@@ -4332,7 +4332,7 @@
           <w:lang w:val="en-US" w:eastAsia="zh-CN"/>
         </w:rPr>
       </w:pPr>
-      <w:bookmarkStart w:id="5" w:name="_Toc16744"/>
+      <w:bookmarkStart w:id="5" w:name="_Toc18946"/>
       <w:r>
         <w:rPr>
           <w:rFonts w:hint="default"/>
@@ -4394,7 +4394,7 @@
           <w:lang w:val="en-US" w:eastAsia="zh-CN"/>
         </w:rPr>
       </w:pPr>
-      <w:bookmarkStart w:id="6" w:name="_Toc22320"/>
+      <w:bookmarkStart w:id="6" w:name="_Toc16877"/>
       <w:r>
         <w:rPr>
           <w:rFonts w:hint="default"/>
@@ -4456,7 +4456,7 @@
           <w:lang w:val="en-US" w:eastAsia="zh-CN"/>
         </w:rPr>
       </w:pPr>
-      <w:bookmarkStart w:id="7" w:name="_Toc8272"/>
+      <w:bookmarkStart w:id="7" w:name="_Toc14637"/>
       <w:r>
         <w:rPr>
           <w:rFonts w:hint="default"/>
@@ -4532,7 +4532,7 @@
           <w:lang w:val="en-US" w:eastAsia="zh-CN"/>
         </w:rPr>
       </w:pPr>
-      <w:bookmarkStart w:id="8" w:name="_Toc27511"/>
+      <w:bookmarkStart w:id="8" w:name="_Toc8600"/>
       <w:r>
         <w:rPr>
           <w:rFonts w:hint="default"/>
@@ -4564,7 +4564,7 @@
           <w:lang w:val="en-US" w:eastAsia="zh-CN"/>
         </w:rPr>
       </w:pPr>
-      <w:bookmarkStart w:id="9" w:name="_Toc1183"/>
+      <w:bookmarkStart w:id="9" w:name="_Toc31808"/>
       <w:r>
         <w:rPr>
           <w:rFonts w:hint="default"/>
@@ -4701,7 +4701,7 @@
           <w:lang w:val="en-US" w:eastAsia="zh-CN"/>
         </w:rPr>
       </w:pPr>
-      <w:bookmarkStart w:id="10" w:name="_Toc16059"/>
+      <w:bookmarkStart w:id="10" w:name="_Toc30012"/>
       <w:r>
         <w:rPr>
           <w:rFonts w:hint="eastAsia"/>
@@ -5160,7 +5160,7 @@
           <w:lang w:val="en-US" w:eastAsia="zh-CN"/>
         </w:rPr>
       </w:pPr>
-      <w:bookmarkStart w:id="11" w:name="_Toc24411"/>
+      <w:bookmarkStart w:id="11" w:name="_Toc24924"/>
       <w:r>
         <w:rPr>
           <w:rFonts w:hint="eastAsia"/>
@@ -5409,7 +5409,7 @@
           <w:lang w:val="en-US" w:eastAsia="zh-CN"/>
         </w:rPr>
       </w:pPr>
-      <w:bookmarkStart w:id="12" w:name="_Toc12689"/>
+      <w:bookmarkStart w:id="12" w:name="_Toc494"/>
       <w:r>
         <w:rPr>
           <w:rFonts w:hint="eastAsia"/>
@@ -5581,7 +5581,7 @@
           <w:lang w:val="en-US" w:eastAsia="zh-CN"/>
         </w:rPr>
       </w:pPr>
-      <w:bookmarkStart w:id="13" w:name="_Toc31712"/>
+      <w:bookmarkStart w:id="13" w:name="_Toc29396"/>
       <w:r>
         <w:rPr>
           <w:rFonts w:hint="default"/>
@@ -5699,7 +5699,7 @@
           <w:lang w:val="en-US" w:eastAsia="zh-CN"/>
         </w:rPr>
       </w:pPr>
-      <w:bookmarkStart w:id="14" w:name="_Toc660"/>
+      <w:bookmarkStart w:id="14" w:name="_Toc25600"/>
       <w:r>
         <w:rPr>
           <w:rFonts w:hint="eastAsia"/>
@@ -5801,7 +5801,7 @@
           <w:lang w:val="en-US" w:eastAsia="zh-CN"/>
         </w:rPr>
       </w:pPr>
-      <w:bookmarkStart w:id="15" w:name="_Toc1090"/>
+      <w:bookmarkStart w:id="15" w:name="_Toc20944"/>
       <w:r>
         <w:rPr>
           <w:rFonts w:hint="default"/>
@@ -5833,7 +5833,7 @@
           <w:lang w:val="en-US" w:eastAsia="zh-CN"/>
         </w:rPr>
       </w:pPr>
-      <w:bookmarkStart w:id="16" w:name="_Toc10697"/>
+      <w:bookmarkStart w:id="16" w:name="_Toc23956"/>
       <w:r>
         <w:rPr>
           <w:rFonts w:hint="default"/>
@@ -5970,7 +5970,7 @@
           <w:lang w:val="en-US" w:eastAsia="zh-CN"/>
         </w:rPr>
       </w:pPr>
-      <w:bookmarkStart w:id="17" w:name="_Toc13743"/>
+      <w:bookmarkStart w:id="17" w:name="_Toc12066"/>
       <w:r>
         <w:rPr>
           <w:rFonts w:hint="eastAsia"/>
@@ -6009,7 +6009,7 @@
           <w:lang w:val="en-US" w:eastAsia="zh-CN"/>
         </w:rPr>
       </w:pPr>
-      <w:bookmarkStart w:id="18" w:name="_Toc26617"/>
+      <w:bookmarkStart w:id="18" w:name="_Toc16029"/>
       <w:r>
         <w:rPr>
           <w:rFonts w:hint="default"/>
@@ -6071,7 +6071,7 @@
           <w:lang w:val="en-US" w:eastAsia="zh-CN"/>
         </w:rPr>
       </w:pPr>
-      <w:bookmarkStart w:id="19" w:name="_Toc11481"/>
+      <w:bookmarkStart w:id="19" w:name="_Toc7083"/>
       <w:r>
         <w:rPr>
           <w:rFonts w:hint="default"/>
@@ -6133,7 +6133,7 @@
           <w:lang w:val="en-US" w:eastAsia="zh-CN"/>
         </w:rPr>
       </w:pPr>
-      <w:bookmarkStart w:id="20" w:name="_Toc29169"/>
+      <w:bookmarkStart w:id="20" w:name="_Toc23088"/>
       <w:r>
         <w:rPr>
           <w:rFonts w:hint="default"/>
@@ -6270,7 +6270,7 @@
           <w:lang w:val="en-US" w:eastAsia="zh-CN"/>
         </w:rPr>
       </w:pPr>
-      <w:bookmarkStart w:id="21" w:name="_Toc12976"/>
+      <w:bookmarkStart w:id="21" w:name="_Toc29956"/>
       <w:r>
         <w:rPr>
           <w:rFonts w:hint="default"/>
@@ -6314,6 +6314,110 @@
           <w:rFonts w:hint="eastAsia"/>
           <w:lang w:val="en-US" w:eastAsia="zh-CN"/>
         </w:rPr>
+        <w:t>质量部于2025年7月至2026年6月</w:t>
+      </w:r>
+      <w:r>
+        <w:rPr>
+          <w:rFonts w:hint="default"/>
+          <w:lang w:val="en-US" w:eastAsia="zh-CN"/>
+        </w:rPr>
+        <w:t>至少一次的内审和至少一次的管理评审，来评价公司运维服务能力的适应性和有效性。</w:t>
+      </w:r>
+    </w:p>
+    <w:p>
+      <w:pPr>
+        <w:pStyle w:val="31"/>
+        <w:keepNext w:val="0"/>
+        <w:keepLines w:val="0"/>
+        <w:pageBreakBefore w:val="0"/>
+        <w:widowControl w:val="0"/>
+        <w:kinsoku w:val="0"/>
+        <w:wordWrap/>
+        <w:overflowPunct/>
+        <w:topLinePunct w:val="0"/>
+        <w:autoSpaceDE w:val="0"/>
+        <w:autoSpaceDN w:val="0"/>
+        <w:bidi w:val="0"/>
+        <w:adjustRightInd w:val="0"/>
+        <w:snapToGrid w:val="0"/>
+        <w:textAlignment w:val="baseline"/>
+        <w:rPr>
+          <w:rFonts w:hint="default"/>
+          <w:lang w:val="en-US" w:eastAsia="zh-CN"/>
+        </w:rPr>
+      </w:pPr>
+      <w:bookmarkStart w:id="22" w:name="_Toc23313"/>
+      <w:r>
+        <w:rPr>
+          <w:rFonts w:hint="default"/>
+          <w:lang w:val="en-US" w:eastAsia="zh-CN"/>
+        </w:rPr>
+        <w:t>客户满意度调查</w:t>
+      </w:r>
+      <w:bookmarkEnd w:id="22"/>
+    </w:p>
+    <w:p>
+      <w:pPr>
+        <w:pStyle w:val="29"/>
+        <w:keepNext w:val="0"/>
+        <w:keepLines w:val="0"/>
+        <w:pageBreakBefore w:val="0"/>
+        <w:widowControl w:val="0"/>
+        <w:kinsoku w:val="0"/>
+        <w:wordWrap/>
+        <w:overflowPunct/>
+        <w:topLinePunct w:val="0"/>
+        <w:autoSpaceDE w:val="0"/>
+        <w:autoSpaceDN w:val="0"/>
+        <w:bidi w:val="0"/>
+        <w:adjustRightInd w:val="0"/>
+        <w:snapToGrid w:val="0"/>
+        <w:textAlignment w:val="baseline"/>
+        <w:rPr>
+          <w:rFonts w:hint="default"/>
+          <w:lang w:val="en-US" w:eastAsia="zh-CN"/>
+        </w:rPr>
+      </w:pPr>
+      <w:r>
+        <w:rPr>
+          <w:rFonts w:hint="default"/>
+          <w:lang w:val="en-US" w:eastAsia="zh-CN"/>
+        </w:rPr>
+        <w:t>公司服务台负责</w:t>
+      </w:r>
+      <w:r>
+        <w:rPr>
+          <w:rFonts w:hint="eastAsia"/>
+          <w:lang w:val="en-US" w:eastAsia="zh-CN"/>
+        </w:rPr>
+        <w:t>2025年7月至2026年6月</w:t>
+      </w:r>
+      <w:r>
+        <w:rPr>
+          <w:rFonts w:hint="default"/>
+          <w:lang w:val="en-US" w:eastAsia="zh-CN"/>
+        </w:rPr>
+        <w:t>至少对客户进行</w:t>
+      </w:r>
+      <w:r>
+        <w:rPr>
+          <w:rFonts w:hint="eastAsia"/>
+          <w:lang w:val="en-US" w:eastAsia="zh-CN"/>
+        </w:rPr>
+        <w:t>一次</w:t>
+      </w:r>
+      <w:r>
+        <w:rPr>
+          <w:rFonts w:hint="default"/>
+          <w:lang w:val="en-US" w:eastAsia="zh-CN"/>
+        </w:rPr>
+        <w:t>满意度调查，</w:t>
+      </w:r>
+      <w:r>
+        <w:rPr>
+          <w:rFonts w:hint="eastAsia"/>
+          <w:lang w:val="en-US" w:eastAsia="zh-CN"/>
+        </w:rPr>
         <w:t>质量部</w:t>
       </w:r>
       <w:r>
@@ -6321,22 +6425,47 @@
           <w:rFonts w:hint="default"/>
           <w:lang w:val="en-US" w:eastAsia="zh-CN"/>
         </w:rPr>
-        <w:t>负责组织每</w:t>
-      </w:r>
+        <w:t>对调查结果进行分析和总结，对相关的调查结果进行分析，及时反馈给相关部门和责任人，对重大质量问题进行跟踪和督促。</w:t>
+      </w:r>
+    </w:p>
+    <w:p>
+      <w:pPr>
+        <w:pStyle w:val="30"/>
+        <w:keepNext w:val="0"/>
+        <w:keepLines w:val="0"/>
+        <w:pageBreakBefore w:val="0"/>
+        <w:widowControl w:val="0"/>
+        <w:kinsoku w:val="0"/>
+        <w:wordWrap/>
+        <w:overflowPunct/>
+        <w:topLinePunct w:val="0"/>
+        <w:autoSpaceDE w:val="0"/>
+        <w:autoSpaceDN w:val="0"/>
+        <w:bidi w:val="0"/>
+        <w:adjustRightInd w:val="0"/>
+        <w:snapToGrid w:val="0"/>
+        <w:textAlignment w:val="baseline"/>
+        <w:rPr>
+          <w:rFonts w:hint="default"/>
+          <w:lang w:val="en-US" w:eastAsia="zh-CN"/>
+        </w:rPr>
+      </w:pPr>
+      <w:bookmarkStart w:id="23" w:name="_Toc6210"/>
       <w:r>
         <w:rPr>
           <w:rFonts w:hint="eastAsia"/>
           <w:lang w:val="en-US" w:eastAsia="zh-CN"/>
         </w:rPr>
-        <w:t>年度</w:t>
-      </w:r>
-      <w:r>
-        <w:rPr>
-          <w:rFonts w:hint="default"/>
-          <w:lang w:val="en-US" w:eastAsia="zh-CN"/>
-        </w:rPr>
-        <w:t>至少一次的内审和至少一次的管理评审，来评价公司运维服务能力的适应性和有效性。</w:t>
-      </w:r>
+        <w:t>运维部</w:t>
+      </w:r>
+      <w:r>
+        <w:rPr>
+          <w:rFonts w:hint="default"/>
+          <w:lang w:val="en-US" w:eastAsia="zh-CN"/>
+        </w:rPr>
+        <w:t>质量管理活动</w:t>
+      </w:r>
+      <w:bookmarkEnd w:id="23"/>
     </w:p>
     <w:p>
       <w:pPr>
@@ -6360,87 +6489,374 @@
           <w:lang w:val="en-US" w:eastAsia="zh-CN"/>
         </w:rPr>
       </w:pPr>
-      <w:bookmarkStart w:id="22" w:name="_Toc7891"/>
-      <w:r>
-        <w:rPr>
-          <w:rFonts w:hint="default"/>
-          <w:lang w:val="en-US" w:eastAsia="zh-CN"/>
-        </w:rPr>
-        <w:t>客户满意度调查</w:t>
-      </w:r>
-      <w:bookmarkEnd w:id="22"/>
-    </w:p>
-    <w:p>
-      <w:pPr>
-        <w:pStyle w:val="29"/>
-        <w:keepNext w:val="0"/>
-        <w:keepLines w:val="0"/>
-        <w:pageBreakBefore w:val="0"/>
-        <w:widowControl w:val="0"/>
-        <w:kinsoku w:val="0"/>
-        <w:wordWrap/>
-        <w:overflowPunct/>
-        <w:topLinePunct w:val="0"/>
-        <w:autoSpaceDE w:val="0"/>
-        <w:autoSpaceDN w:val="0"/>
-        <w:bidi w:val="0"/>
-        <w:adjustRightInd w:val="0"/>
-        <w:snapToGrid w:val="0"/>
-        <w:textAlignment w:val="baseline"/>
-        <w:rPr>
-          <w:rFonts w:hint="default"/>
-          <w:lang w:val="en-US" w:eastAsia="zh-CN"/>
-        </w:rPr>
-      </w:pPr>
-      <w:r>
-        <w:rPr>
-          <w:rFonts w:hint="default"/>
-          <w:lang w:val="en-US" w:eastAsia="zh-CN"/>
-        </w:rPr>
-        <w:t>公司服务台负责</w:t>
-      </w:r>
+      <w:bookmarkStart w:id="24" w:name="_Toc6614"/>
+      <w:r>
+        <w:rPr>
+          <w:rFonts w:hint="default"/>
+          <w:lang w:val="en-US" w:eastAsia="zh-CN"/>
+        </w:rPr>
+        <w:t>签订服务协议</w:t>
+      </w:r>
+      <w:bookmarkEnd w:id="24"/>
+    </w:p>
+    <w:p>
+      <w:pPr>
+        <w:pStyle w:val="29"/>
+        <w:keepNext w:val="0"/>
+        <w:keepLines w:val="0"/>
+        <w:pageBreakBefore w:val="0"/>
+        <w:widowControl w:val="0"/>
+        <w:kinsoku w:val="0"/>
+        <w:wordWrap/>
+        <w:overflowPunct/>
+        <w:topLinePunct w:val="0"/>
+        <w:autoSpaceDE w:val="0"/>
+        <w:autoSpaceDN w:val="0"/>
+        <w:bidi w:val="0"/>
+        <w:adjustRightInd w:val="0"/>
+        <w:snapToGrid w:val="0"/>
+        <w:textAlignment w:val="baseline"/>
+        <w:rPr>
+          <w:rFonts w:hint="default"/>
+          <w:lang w:val="en-US" w:eastAsia="zh-CN"/>
+        </w:rPr>
+      </w:pPr>
       <w:r>
         <w:rPr>
           <w:rFonts w:hint="eastAsia"/>
           <w:lang w:val="en-US" w:eastAsia="zh-CN"/>
         </w:rPr>
-        <w:t>2025年7月至2026年6月</w:t>
-      </w:r>
-      <w:r>
-        <w:rPr>
-          <w:rFonts w:hint="default"/>
-          <w:lang w:val="en-US" w:eastAsia="zh-CN"/>
-        </w:rPr>
-        <w:t>至少对客户进行</w:t>
-      </w:r>
+        <w:t>运维部</w:t>
+      </w:r>
+      <w:r>
+        <w:rPr>
+          <w:rFonts w:hint="default"/>
+          <w:lang w:val="en-US" w:eastAsia="zh-CN"/>
+        </w:rPr>
+        <w:t>人员协助客户经理与客户签订服务级别协议SLA（或外包SLA 服务合同）。</w:t>
+      </w:r>
+    </w:p>
+    <w:p>
+      <w:pPr>
+        <w:pStyle w:val="31"/>
+        <w:keepNext w:val="0"/>
+        <w:keepLines w:val="0"/>
+        <w:pageBreakBefore w:val="0"/>
+        <w:widowControl w:val="0"/>
+        <w:kinsoku w:val="0"/>
+        <w:wordWrap/>
+        <w:overflowPunct/>
+        <w:topLinePunct w:val="0"/>
+        <w:autoSpaceDE w:val="0"/>
+        <w:autoSpaceDN w:val="0"/>
+        <w:bidi w:val="0"/>
+        <w:adjustRightInd w:val="0"/>
+        <w:snapToGrid w:val="0"/>
+        <w:textAlignment w:val="baseline"/>
+        <w:rPr>
+          <w:rFonts w:hint="default"/>
+          <w:lang w:val="en-US" w:eastAsia="zh-CN"/>
+        </w:rPr>
+      </w:pPr>
+      <w:bookmarkStart w:id="25" w:name="_Toc5137"/>
+      <w:r>
+        <w:rPr>
+          <w:rFonts w:hint="default"/>
+          <w:lang w:val="en-US" w:eastAsia="zh-CN"/>
+        </w:rPr>
+        <w:t>质量计划</w:t>
+      </w:r>
+      <w:bookmarkEnd w:id="25"/>
+    </w:p>
+    <w:p>
+      <w:pPr>
+        <w:pStyle w:val="29"/>
+        <w:keepNext w:val="0"/>
+        <w:keepLines w:val="0"/>
+        <w:pageBreakBefore w:val="0"/>
+        <w:widowControl w:val="0"/>
+        <w:kinsoku w:val="0"/>
+        <w:wordWrap/>
+        <w:overflowPunct/>
+        <w:topLinePunct w:val="0"/>
+        <w:autoSpaceDE w:val="0"/>
+        <w:autoSpaceDN w:val="0"/>
+        <w:bidi w:val="0"/>
+        <w:adjustRightInd w:val="0"/>
+        <w:snapToGrid w:val="0"/>
+        <w:textAlignment w:val="baseline"/>
+        <w:rPr>
+          <w:rFonts w:hint="default"/>
+          <w:lang w:val="en-US" w:eastAsia="zh-CN"/>
+        </w:rPr>
+      </w:pPr>
       <w:r>
         <w:rPr>
           <w:rFonts w:hint="eastAsia"/>
           <w:lang w:val="en-US" w:eastAsia="zh-CN"/>
         </w:rPr>
-        <w:t>一次</w:t>
-      </w:r>
-      <w:r>
-        <w:rPr>
-          <w:rFonts w:hint="default"/>
-          <w:lang w:val="en-US" w:eastAsia="zh-CN"/>
-        </w:rPr>
-        <w:t>满意度调查，</w:t>
-      </w:r>
+        <w:t>运维部</w:t>
+      </w:r>
+      <w:r>
+        <w:rPr>
+          <w:rFonts w:hint="default"/>
+          <w:lang w:val="en-US" w:eastAsia="zh-CN"/>
+        </w:rPr>
+        <w:t>人员制定服务项目的质量保证计划，以确保服务目标的实现，服务风险的降低。</w:t>
+      </w:r>
+    </w:p>
+    <w:p>
+      <w:pPr>
+        <w:pStyle w:val="31"/>
+        <w:keepNext w:val="0"/>
+        <w:keepLines w:val="0"/>
+        <w:pageBreakBefore w:val="0"/>
+        <w:widowControl w:val="0"/>
+        <w:kinsoku w:val="0"/>
+        <w:wordWrap/>
+        <w:overflowPunct/>
+        <w:topLinePunct w:val="0"/>
+        <w:autoSpaceDE w:val="0"/>
+        <w:autoSpaceDN w:val="0"/>
+        <w:bidi w:val="0"/>
+        <w:adjustRightInd w:val="0"/>
+        <w:snapToGrid w:val="0"/>
+        <w:textAlignment w:val="baseline"/>
+        <w:rPr>
+          <w:rFonts w:hint="default"/>
+          <w:lang w:val="en-US" w:eastAsia="zh-CN"/>
+        </w:rPr>
+      </w:pPr>
+      <w:bookmarkStart w:id="26" w:name="_Toc26920"/>
+      <w:r>
+        <w:rPr>
+          <w:rFonts w:hint="default"/>
+          <w:lang w:val="en-US" w:eastAsia="zh-CN"/>
+        </w:rPr>
+        <w:t>服务执行</w:t>
+      </w:r>
+      <w:bookmarkEnd w:id="26"/>
+    </w:p>
+    <w:p>
+      <w:pPr>
+        <w:pStyle w:val="29"/>
+        <w:keepNext w:val="0"/>
+        <w:keepLines w:val="0"/>
+        <w:pageBreakBefore w:val="0"/>
+        <w:widowControl w:val="0"/>
+        <w:kinsoku w:val="0"/>
+        <w:wordWrap/>
+        <w:overflowPunct/>
+        <w:topLinePunct w:val="0"/>
+        <w:autoSpaceDE w:val="0"/>
+        <w:autoSpaceDN w:val="0"/>
+        <w:bidi w:val="0"/>
+        <w:adjustRightInd w:val="0"/>
+        <w:snapToGrid w:val="0"/>
+        <w:textAlignment w:val="baseline"/>
+        <w:rPr>
+          <w:rFonts w:hint="default"/>
+          <w:lang w:val="en-US" w:eastAsia="zh-CN"/>
+        </w:rPr>
+      </w:pPr>
+      <w:r>
+        <w:rPr>
+          <w:rFonts w:hint="default"/>
+          <w:lang w:val="en-US" w:eastAsia="zh-CN"/>
+        </w:rPr>
+        <w:t>从项目开始实施至结束，项目经理监督、控制服务过程中的每一个环节，包括事件、配置、变更、发布、信息安全，按合同要求形成服务报告，在报告中详细列明SLA达成情况。服务台专员及时回访客户，调查服务满意度。</w:t>
+      </w:r>
+    </w:p>
+    <w:p>
+      <w:pPr>
+        <w:pStyle w:val="31"/>
+        <w:keepNext w:val="0"/>
+        <w:keepLines w:val="0"/>
+        <w:pageBreakBefore w:val="0"/>
+        <w:widowControl w:val="0"/>
+        <w:kinsoku w:val="0"/>
+        <w:wordWrap/>
+        <w:overflowPunct/>
+        <w:topLinePunct w:val="0"/>
+        <w:autoSpaceDE w:val="0"/>
+        <w:autoSpaceDN w:val="0"/>
+        <w:bidi w:val="0"/>
+        <w:adjustRightInd w:val="0"/>
+        <w:snapToGrid w:val="0"/>
+        <w:textAlignment w:val="baseline"/>
+        <w:rPr>
+          <w:rFonts w:hint="default"/>
+          <w:lang w:val="en-US" w:eastAsia="zh-CN"/>
+        </w:rPr>
+      </w:pPr>
+      <w:bookmarkStart w:id="27" w:name="_Toc7294"/>
+      <w:r>
+        <w:rPr>
+          <w:rFonts w:hint="default"/>
+          <w:lang w:val="en-US" w:eastAsia="zh-CN"/>
+        </w:rPr>
+        <w:t>质量分析</w:t>
+      </w:r>
+      <w:bookmarkEnd w:id="27"/>
+    </w:p>
+    <w:p>
+      <w:pPr>
+        <w:pStyle w:val="29"/>
+        <w:keepNext w:val="0"/>
+        <w:keepLines w:val="0"/>
+        <w:pageBreakBefore w:val="0"/>
+        <w:widowControl w:val="0"/>
+        <w:kinsoku w:val="0"/>
+        <w:wordWrap/>
+        <w:overflowPunct/>
+        <w:topLinePunct w:val="0"/>
+        <w:autoSpaceDE w:val="0"/>
+        <w:autoSpaceDN w:val="0"/>
+        <w:bidi w:val="0"/>
+        <w:adjustRightInd w:val="0"/>
+        <w:snapToGrid w:val="0"/>
+        <w:textAlignment w:val="baseline"/>
+        <w:rPr>
+          <w:rFonts w:hint="default"/>
+          <w:lang w:val="en-US" w:eastAsia="zh-CN"/>
+        </w:rPr>
+      </w:pPr>
       <w:r>
         <w:rPr>
           <w:rFonts w:hint="eastAsia"/>
           <w:lang w:val="en-US" w:eastAsia="zh-CN"/>
         </w:rPr>
-        <w:t>质量部</w:t>
-      </w:r>
-      <w:r>
-        <w:rPr>
-          <w:rFonts w:hint="default"/>
-          <w:lang w:val="en-US" w:eastAsia="zh-CN"/>
-        </w:rPr>
-        <w:t>对调查结果进行分析和总结，对相关的调查结果进行分析，及时反馈给相关部门和责任人，对重大质量问题进行跟踪和督促。</w:t>
-      </w:r>
+        <w:t>运维部</w:t>
+      </w:r>
+      <w:r>
+        <w:rPr>
+          <w:rFonts w:hint="default"/>
+          <w:lang w:val="en-US" w:eastAsia="zh-CN"/>
+        </w:rPr>
+        <w:t>经理对各项目质量进行管理，包括数据统计、分析、预警、跟踪。检查各项运维服务指标达成情况，并与SLA的要求进行对比，对未达标项提出改进措施，形成项目质量分析报告。</w:t>
+      </w:r>
+    </w:p>
+    <w:p>
+      <w:pPr>
+        <w:pStyle w:val="31"/>
+        <w:keepNext w:val="0"/>
+        <w:keepLines w:val="0"/>
+        <w:pageBreakBefore w:val="0"/>
+        <w:widowControl w:val="0"/>
+        <w:kinsoku w:val="0"/>
+        <w:wordWrap/>
+        <w:overflowPunct/>
+        <w:topLinePunct w:val="0"/>
+        <w:autoSpaceDE w:val="0"/>
+        <w:autoSpaceDN w:val="0"/>
+        <w:bidi w:val="0"/>
+        <w:adjustRightInd w:val="0"/>
+        <w:snapToGrid w:val="0"/>
+        <w:textAlignment w:val="baseline"/>
+        <w:rPr>
+          <w:rFonts w:hint="default"/>
+          <w:lang w:val="en-US" w:eastAsia="zh-CN"/>
+        </w:rPr>
+      </w:pPr>
+      <w:bookmarkStart w:id="28" w:name="_Toc12506"/>
+      <w:r>
+        <w:rPr>
+          <w:rFonts w:hint="default"/>
+          <w:lang w:val="en-US" w:eastAsia="zh-CN"/>
+        </w:rPr>
+        <w:t>质量改进</w:t>
+      </w:r>
+      <w:bookmarkEnd w:id="28"/>
+    </w:p>
+    <w:p>
+      <w:pPr>
+        <w:pStyle w:val="29"/>
+        <w:keepNext w:val="0"/>
+        <w:keepLines w:val="0"/>
+        <w:pageBreakBefore w:val="0"/>
+        <w:widowControl w:val="0"/>
+        <w:kinsoku w:val="0"/>
+        <w:wordWrap/>
+        <w:overflowPunct/>
+        <w:topLinePunct w:val="0"/>
+        <w:autoSpaceDE w:val="0"/>
+        <w:autoSpaceDN w:val="0"/>
+        <w:bidi w:val="0"/>
+        <w:adjustRightInd w:val="0"/>
+        <w:snapToGrid w:val="0"/>
+        <w:textAlignment w:val="baseline"/>
+        <w:rPr>
+          <w:rFonts w:hint="default"/>
+          <w:lang w:val="en-US" w:eastAsia="zh-CN"/>
+        </w:rPr>
+      </w:pPr>
+      <w:r>
+        <w:rPr>
+          <w:rFonts w:hint="default"/>
+          <w:lang w:val="en-US" w:eastAsia="zh-CN"/>
+        </w:rPr>
+        <w:t>由</w:t>
+      </w:r>
+      <w:r>
+        <w:rPr>
+          <w:rFonts w:hint="eastAsia"/>
+          <w:lang w:val="en-US" w:eastAsia="zh-CN"/>
+        </w:rPr>
+        <w:t>运维部</w:t>
+      </w:r>
+      <w:r>
+        <w:rPr>
+          <w:rFonts w:hint="default"/>
+          <w:lang w:val="en-US" w:eastAsia="zh-CN"/>
+        </w:rPr>
+        <w:t>经理组织相关人员，通过阶段性的服务工作总结，对公司服务业务发展过程的问题和偏差做出有效评估，并进行调整和优化，及时了解客户的需求，并根据客户的意见或建议进行改进，保证</w:t>
+      </w:r>
+      <w:r>
+        <w:rPr>
+          <w:rFonts w:hint="eastAsia"/>
+          <w:lang w:val="en-US" w:eastAsia="zh-CN"/>
+        </w:rPr>
+        <w:t>运维部</w:t>
+      </w:r>
+      <w:r>
+        <w:rPr>
+          <w:rFonts w:hint="default"/>
+          <w:lang w:val="en-US" w:eastAsia="zh-CN"/>
+        </w:rPr>
+        <w:t>目标的实现。</w:t>
+      </w:r>
+    </w:p>
+    <w:p>
+      <w:pPr>
+        <w:pStyle w:val="28"/>
+        <w:keepNext w:val="0"/>
+        <w:keepLines w:val="0"/>
+        <w:pageBreakBefore w:val="0"/>
+        <w:widowControl w:val="0"/>
+        <w:kinsoku w:val="0"/>
+        <w:wordWrap/>
+        <w:overflowPunct/>
+        <w:topLinePunct w:val="0"/>
+        <w:autoSpaceDE w:val="0"/>
+        <w:autoSpaceDN w:val="0"/>
+        <w:bidi w:val="0"/>
+        <w:adjustRightInd w:val="0"/>
+        <w:snapToGrid w:val="0"/>
+        <w:textAlignment w:val="baseline"/>
+        <w:rPr>
+          <w:rFonts w:hint="default"/>
+          <w:lang w:val="en-US" w:eastAsia="zh-CN"/>
+        </w:rPr>
+      </w:pPr>
+      <w:bookmarkStart w:id="29" w:name="_Toc22047"/>
+      <w:r>
+        <w:rPr>
+          <w:rFonts w:hint="default"/>
+          <w:lang w:val="en-US" w:eastAsia="zh-CN"/>
+        </w:rPr>
+        <w:t>质量管理要求</w:t>
+      </w:r>
+      <w:bookmarkEnd w:id="29"/>
     </w:p>
     <w:p>
       <w:pPr>
@@ -6464,437 +6880,7 @@
           <w:lang w:val="en-US" w:eastAsia="zh-CN"/>
         </w:rPr>
       </w:pPr>
-      <w:bookmarkStart w:id="23" w:name="_Toc29685"/>
-      <w:r>
-        <w:rPr>
-          <w:rFonts w:hint="eastAsia"/>
-          <w:lang w:val="en-US" w:eastAsia="zh-CN"/>
-        </w:rPr>
-        <w:t>运维部</w:t>
-      </w:r>
-      <w:r>
-        <w:rPr>
-          <w:rFonts w:hint="default"/>
-          <w:lang w:val="en-US" w:eastAsia="zh-CN"/>
-        </w:rPr>
-        <w:t>质量管理活动</w:t>
-      </w:r>
-      <w:bookmarkEnd w:id="23"/>
-    </w:p>
-    <w:p>
-      <w:pPr>
-        <w:pStyle w:val="31"/>
-        <w:keepNext w:val="0"/>
-        <w:keepLines w:val="0"/>
-        <w:pageBreakBefore w:val="0"/>
-        <w:widowControl w:val="0"/>
-        <w:kinsoku w:val="0"/>
-        <w:wordWrap/>
-        <w:overflowPunct/>
-        <w:topLinePunct w:val="0"/>
-        <w:autoSpaceDE w:val="0"/>
-        <w:autoSpaceDN w:val="0"/>
-        <w:bidi w:val="0"/>
-        <w:adjustRightInd w:val="0"/>
-        <w:snapToGrid w:val="0"/>
-        <w:textAlignment w:val="baseline"/>
-        <w:rPr>
-          <w:rFonts w:hint="default"/>
-          <w:lang w:val="en-US" w:eastAsia="zh-CN"/>
-        </w:rPr>
-      </w:pPr>
-      <w:bookmarkStart w:id="24" w:name="_Toc31195"/>
-      <w:r>
-        <w:rPr>
-          <w:rFonts w:hint="default"/>
-          <w:lang w:val="en-US" w:eastAsia="zh-CN"/>
-        </w:rPr>
-        <w:t>签订服务协议</w:t>
-      </w:r>
-      <w:bookmarkEnd w:id="24"/>
-    </w:p>
-    <w:p>
-      <w:pPr>
-        <w:pStyle w:val="29"/>
-        <w:keepNext w:val="0"/>
-        <w:keepLines w:val="0"/>
-        <w:pageBreakBefore w:val="0"/>
-        <w:widowControl w:val="0"/>
-        <w:kinsoku w:val="0"/>
-        <w:wordWrap/>
-        <w:overflowPunct/>
-        <w:topLinePunct w:val="0"/>
-        <w:autoSpaceDE w:val="0"/>
-        <w:autoSpaceDN w:val="0"/>
-        <w:bidi w:val="0"/>
-        <w:adjustRightInd w:val="0"/>
-        <w:snapToGrid w:val="0"/>
-        <w:textAlignment w:val="baseline"/>
-        <w:rPr>
-          <w:rFonts w:hint="default"/>
-          <w:lang w:val="en-US" w:eastAsia="zh-CN"/>
-        </w:rPr>
-      </w:pPr>
-      <w:r>
-        <w:rPr>
-          <w:rFonts w:hint="eastAsia"/>
-          <w:lang w:val="en-US" w:eastAsia="zh-CN"/>
-        </w:rPr>
-        <w:t>运维部</w:t>
-      </w:r>
-      <w:r>
-        <w:rPr>
-          <w:rFonts w:hint="default"/>
-          <w:lang w:val="en-US" w:eastAsia="zh-CN"/>
-        </w:rPr>
-        <w:t>人员协助客户经理与客户签订服务级别协议SLA（或外包SLA 服务合同）。</w:t>
-      </w:r>
-    </w:p>
-    <w:p>
-      <w:pPr>
-        <w:pStyle w:val="31"/>
-        <w:keepNext w:val="0"/>
-        <w:keepLines w:val="0"/>
-        <w:pageBreakBefore w:val="0"/>
-        <w:widowControl w:val="0"/>
-        <w:kinsoku w:val="0"/>
-        <w:wordWrap/>
-        <w:overflowPunct/>
-        <w:topLinePunct w:val="0"/>
-        <w:autoSpaceDE w:val="0"/>
-        <w:autoSpaceDN w:val="0"/>
-        <w:bidi w:val="0"/>
-        <w:adjustRightInd w:val="0"/>
-        <w:snapToGrid w:val="0"/>
-        <w:textAlignment w:val="baseline"/>
-        <w:rPr>
-          <w:rFonts w:hint="default"/>
-          <w:lang w:val="en-US" w:eastAsia="zh-CN"/>
-        </w:rPr>
-      </w:pPr>
-      <w:bookmarkStart w:id="25" w:name="_Toc8820"/>
-      <w:r>
-        <w:rPr>
-          <w:rFonts w:hint="default"/>
-          <w:lang w:val="en-US" w:eastAsia="zh-CN"/>
-        </w:rPr>
-        <w:t>质量计划</w:t>
-      </w:r>
-      <w:bookmarkEnd w:id="25"/>
-    </w:p>
-    <w:p>
-      <w:pPr>
-        <w:pStyle w:val="29"/>
-        <w:keepNext w:val="0"/>
-        <w:keepLines w:val="0"/>
-        <w:pageBreakBefore w:val="0"/>
-        <w:widowControl w:val="0"/>
-        <w:kinsoku w:val="0"/>
-        <w:wordWrap/>
-        <w:overflowPunct/>
-        <w:topLinePunct w:val="0"/>
-        <w:autoSpaceDE w:val="0"/>
-        <w:autoSpaceDN w:val="0"/>
-        <w:bidi w:val="0"/>
-        <w:adjustRightInd w:val="0"/>
-        <w:snapToGrid w:val="0"/>
-        <w:textAlignment w:val="baseline"/>
-        <w:rPr>
-          <w:rFonts w:hint="default"/>
-          <w:lang w:val="en-US" w:eastAsia="zh-CN"/>
-        </w:rPr>
-      </w:pPr>
-      <w:r>
-        <w:rPr>
-          <w:rFonts w:hint="eastAsia"/>
-          <w:lang w:val="en-US" w:eastAsia="zh-CN"/>
-        </w:rPr>
-        <w:t>运维部</w:t>
-      </w:r>
-      <w:r>
-        <w:rPr>
-          <w:rFonts w:hint="default"/>
-          <w:lang w:val="en-US" w:eastAsia="zh-CN"/>
-        </w:rPr>
-        <w:t>人员制定服务项目的质量保证计划，以确保服务目标的实现，服务风险的降低。</w:t>
-      </w:r>
-    </w:p>
-    <w:p>
-      <w:pPr>
-        <w:pStyle w:val="31"/>
-        <w:keepNext w:val="0"/>
-        <w:keepLines w:val="0"/>
-        <w:pageBreakBefore w:val="0"/>
-        <w:widowControl w:val="0"/>
-        <w:kinsoku w:val="0"/>
-        <w:wordWrap/>
-        <w:overflowPunct/>
-        <w:topLinePunct w:val="0"/>
-        <w:autoSpaceDE w:val="0"/>
-        <w:autoSpaceDN w:val="0"/>
-        <w:bidi w:val="0"/>
-        <w:adjustRightInd w:val="0"/>
-        <w:snapToGrid w:val="0"/>
-        <w:textAlignment w:val="baseline"/>
-        <w:rPr>
-          <w:rFonts w:hint="default"/>
-          <w:lang w:val="en-US" w:eastAsia="zh-CN"/>
-        </w:rPr>
-      </w:pPr>
-      <w:bookmarkStart w:id="26" w:name="_Toc23355"/>
-      <w:r>
-        <w:rPr>
-          <w:rFonts w:hint="default"/>
-          <w:lang w:val="en-US" w:eastAsia="zh-CN"/>
-        </w:rPr>
-        <w:t>服务执行</w:t>
-      </w:r>
-      <w:bookmarkEnd w:id="26"/>
-    </w:p>
-    <w:p>
-      <w:pPr>
-        <w:pStyle w:val="29"/>
-        <w:keepNext w:val="0"/>
-        <w:keepLines w:val="0"/>
-        <w:pageBreakBefore w:val="0"/>
-        <w:widowControl w:val="0"/>
-        <w:kinsoku w:val="0"/>
-        <w:wordWrap/>
-        <w:overflowPunct/>
-        <w:topLinePunct w:val="0"/>
-        <w:autoSpaceDE w:val="0"/>
-        <w:autoSpaceDN w:val="0"/>
-        <w:bidi w:val="0"/>
-        <w:adjustRightInd w:val="0"/>
-        <w:snapToGrid w:val="0"/>
-        <w:textAlignment w:val="baseline"/>
-        <w:rPr>
-          <w:rFonts w:hint="default"/>
-          <w:lang w:val="en-US" w:eastAsia="zh-CN"/>
-        </w:rPr>
-      </w:pPr>
-      <w:r>
-        <w:rPr>
-          <w:rFonts w:hint="default"/>
-          <w:lang w:val="en-US" w:eastAsia="zh-CN"/>
-        </w:rPr>
-        <w:t>从项目开始实施至结束，项目经理监督、控制服务过程中的每一个环节，包括事件、配置、变更、发布、信息安全，按合同要求形成服务报告，在报告中详细列明SLA达成情况。服务台专员及时回访客户，调查服务满意度。</w:t>
-      </w:r>
-    </w:p>
-    <w:p>
-      <w:pPr>
-        <w:pStyle w:val="31"/>
-        <w:keepNext w:val="0"/>
-        <w:keepLines w:val="0"/>
-        <w:pageBreakBefore w:val="0"/>
-        <w:widowControl w:val="0"/>
-        <w:kinsoku w:val="0"/>
-        <w:wordWrap/>
-        <w:overflowPunct/>
-        <w:topLinePunct w:val="0"/>
-        <w:autoSpaceDE w:val="0"/>
-        <w:autoSpaceDN w:val="0"/>
-        <w:bidi w:val="0"/>
-        <w:adjustRightInd w:val="0"/>
-        <w:snapToGrid w:val="0"/>
-        <w:textAlignment w:val="baseline"/>
-        <w:rPr>
-          <w:rFonts w:hint="default"/>
-          <w:lang w:val="en-US" w:eastAsia="zh-CN"/>
-        </w:rPr>
-      </w:pPr>
-      <w:bookmarkStart w:id="27" w:name="_Toc13532"/>
-      <w:r>
-        <w:rPr>
-          <w:rFonts w:hint="default"/>
-          <w:lang w:val="en-US" w:eastAsia="zh-CN"/>
-        </w:rPr>
-        <w:t>质量分析</w:t>
-      </w:r>
-      <w:bookmarkEnd w:id="27"/>
-    </w:p>
-    <w:p>
-      <w:pPr>
-        <w:pStyle w:val="29"/>
-        <w:keepNext w:val="0"/>
-        <w:keepLines w:val="0"/>
-        <w:pageBreakBefore w:val="0"/>
-        <w:widowControl w:val="0"/>
-        <w:kinsoku w:val="0"/>
-        <w:wordWrap/>
-        <w:overflowPunct/>
-        <w:topLinePunct w:val="0"/>
-        <w:autoSpaceDE w:val="0"/>
-        <w:autoSpaceDN w:val="0"/>
-        <w:bidi w:val="0"/>
-        <w:adjustRightInd w:val="0"/>
-        <w:snapToGrid w:val="0"/>
-        <w:textAlignment w:val="baseline"/>
-        <w:rPr>
-          <w:rFonts w:hint="default"/>
-          <w:lang w:val="en-US" w:eastAsia="zh-CN"/>
-        </w:rPr>
-      </w:pPr>
-      <w:r>
-        <w:rPr>
-          <w:rFonts w:hint="eastAsia"/>
-          <w:lang w:val="en-US" w:eastAsia="zh-CN"/>
-        </w:rPr>
-        <w:t>运维部</w:t>
-      </w:r>
-      <w:r>
-        <w:rPr>
-          <w:rFonts w:hint="default"/>
-          <w:lang w:val="en-US" w:eastAsia="zh-CN"/>
-        </w:rPr>
-        <w:t>经理对各项目质量进行管理，包括数据统计、分析、预警、跟踪。检查各项运维服务指标达成情况，并与SLA的要求进行对比，对未达标项提出改进措施，形成项目质量分析报告。</w:t>
-      </w:r>
-    </w:p>
-    <w:p>
-      <w:pPr>
-        <w:pStyle w:val="31"/>
-        <w:keepNext w:val="0"/>
-        <w:keepLines w:val="0"/>
-        <w:pageBreakBefore w:val="0"/>
-        <w:widowControl w:val="0"/>
-        <w:kinsoku w:val="0"/>
-        <w:wordWrap/>
-        <w:overflowPunct/>
-        <w:topLinePunct w:val="0"/>
-        <w:autoSpaceDE w:val="0"/>
-        <w:autoSpaceDN w:val="0"/>
-        <w:bidi w:val="0"/>
-        <w:adjustRightInd w:val="0"/>
-        <w:snapToGrid w:val="0"/>
-        <w:textAlignment w:val="baseline"/>
-        <w:rPr>
-          <w:rFonts w:hint="default"/>
-          <w:lang w:val="en-US" w:eastAsia="zh-CN"/>
-        </w:rPr>
-      </w:pPr>
-      <w:bookmarkStart w:id="28" w:name="_Toc2310"/>
-      <w:r>
-        <w:rPr>
-          <w:rFonts w:hint="default"/>
-          <w:lang w:val="en-US" w:eastAsia="zh-CN"/>
-        </w:rPr>
-        <w:t>质量改进</w:t>
-      </w:r>
-      <w:bookmarkEnd w:id="28"/>
-    </w:p>
-    <w:p>
-      <w:pPr>
-        <w:pStyle w:val="29"/>
-        <w:keepNext w:val="0"/>
-        <w:keepLines w:val="0"/>
-        <w:pageBreakBefore w:val="0"/>
-        <w:widowControl w:val="0"/>
-        <w:kinsoku w:val="0"/>
-        <w:wordWrap/>
-        <w:overflowPunct/>
-        <w:topLinePunct w:val="0"/>
-        <w:autoSpaceDE w:val="0"/>
-        <w:autoSpaceDN w:val="0"/>
-        <w:bidi w:val="0"/>
-        <w:adjustRightInd w:val="0"/>
-        <w:snapToGrid w:val="0"/>
-        <w:textAlignment w:val="baseline"/>
-        <w:rPr>
-          <w:rFonts w:hint="default"/>
-          <w:lang w:val="en-US" w:eastAsia="zh-CN"/>
-        </w:rPr>
-      </w:pPr>
-      <w:r>
-        <w:rPr>
-          <w:rFonts w:hint="default"/>
-          <w:lang w:val="en-US" w:eastAsia="zh-CN"/>
-        </w:rPr>
-        <w:t>由</w:t>
-      </w:r>
-      <w:r>
-        <w:rPr>
-          <w:rFonts w:hint="eastAsia"/>
-          <w:lang w:val="en-US" w:eastAsia="zh-CN"/>
-        </w:rPr>
-        <w:t>运维部</w:t>
-      </w:r>
-      <w:r>
-        <w:rPr>
-          <w:rFonts w:hint="default"/>
-          <w:lang w:val="en-US" w:eastAsia="zh-CN"/>
-        </w:rPr>
-        <w:t>经理组织相关人员，通过阶段性（月度、季度、年度）的服务工作总结，对公司服务业务发展过程的问题和偏差做出有效评估，并进行调整和优化，及时了解客户的需求，并根据客户的意见或建议进行改进，保证</w:t>
-      </w:r>
-      <w:r>
-        <w:rPr>
-          <w:rFonts w:hint="eastAsia"/>
-          <w:lang w:val="en-US" w:eastAsia="zh-CN"/>
-        </w:rPr>
-        <w:t>运维部</w:t>
-      </w:r>
-      <w:r>
-        <w:rPr>
-          <w:rFonts w:hint="default"/>
-          <w:lang w:val="en-US" w:eastAsia="zh-CN"/>
-        </w:rPr>
-        <w:t>目标的实现。</w:t>
-      </w:r>
-    </w:p>
-    <w:p>
-      <w:pPr>
-        <w:pStyle w:val="28"/>
-        <w:keepNext w:val="0"/>
-        <w:keepLines w:val="0"/>
-        <w:pageBreakBefore w:val="0"/>
-        <w:widowControl w:val="0"/>
-        <w:kinsoku w:val="0"/>
-        <w:wordWrap/>
-        <w:overflowPunct/>
-        <w:topLinePunct w:val="0"/>
-        <w:autoSpaceDE w:val="0"/>
-        <w:autoSpaceDN w:val="0"/>
-        <w:bidi w:val="0"/>
-        <w:adjustRightInd w:val="0"/>
-        <w:snapToGrid w:val="0"/>
-        <w:textAlignment w:val="baseline"/>
-        <w:rPr>
-          <w:rFonts w:hint="default"/>
-          <w:lang w:val="en-US" w:eastAsia="zh-CN"/>
-        </w:rPr>
-      </w:pPr>
-      <w:bookmarkStart w:id="29" w:name="_Toc25235"/>
-      <w:r>
-        <w:rPr>
-          <w:rFonts w:hint="default"/>
-          <w:lang w:val="en-US" w:eastAsia="zh-CN"/>
-        </w:rPr>
-        <w:t>质量管理要求</w:t>
-      </w:r>
-      <w:bookmarkEnd w:id="29"/>
-    </w:p>
-    <w:p>
-      <w:pPr>
-        <w:pStyle w:val="30"/>
-        <w:keepNext w:val="0"/>
-        <w:keepLines w:val="0"/>
-        <w:pageBreakBefore w:val="0"/>
-        <w:widowControl w:val="0"/>
-        <w:kinsoku w:val="0"/>
-        <w:wordWrap/>
-        <w:overflowPunct/>
-        <w:topLinePunct w:val="0"/>
-        <w:autoSpaceDE w:val="0"/>
-        <w:autoSpaceDN w:val="0"/>
-        <w:bidi w:val="0"/>
-        <w:adjustRightInd w:val="0"/>
-        <w:snapToGrid w:val="0"/>
-        <w:textAlignment w:val="baseline"/>
-        <w:rPr>
-          <w:rFonts w:hint="default"/>
-          <w:lang w:val="en-US" w:eastAsia="zh-CN"/>
-        </w:rPr>
-      </w:pPr>
-      <w:bookmarkStart w:id="30" w:name="_Toc10302"/>
+      <w:bookmarkStart w:id="30" w:name="_Toc14067"/>
       <w:r>
         <w:rPr>
           <w:rFonts w:hint="default"/>
@@ -7108,7 +7094,7 @@
           <w:lang w:val="en-US" w:eastAsia="zh-CN"/>
         </w:rPr>
       </w:pPr>
-      <w:bookmarkStart w:id="31" w:name="_Toc8954"/>
+      <w:bookmarkStart w:id="31" w:name="_Toc31618"/>
       <w:r>
         <w:rPr>
           <w:rFonts w:hint="default"/>
@@ -7150,7 +7136,7 @@
           <w:rFonts w:hint="default"/>
           <w:lang w:val="en-US" w:eastAsia="zh-CN"/>
         </w:rPr>
-        <w:t>运维服务人员必须严格按照 SLA（或服务合同）的要求，为客户提供运维服务。同时及时监控服务过程，以确保达到SLA的要求。并定期向客户和部门经理提交服务报告。</w:t>
+        <w:t>运维服务人员必须严格按照SLA（或服务合同）的要求，为客户提供运维服务。同时及时监控服务过程，以确保达到SLA的要求。并定期向客户和部门经理提交服务报告。</w:t>
       </w:r>
     </w:p>
     <w:p>
@@ -7227,15 +7213,17 @@
           <w:rFonts w:hint="default"/>
           <w:lang w:val="en-US" w:eastAsia="zh-CN"/>
         </w:rPr>
-        <w:t>根据SLA（或服务合同）制定指标体系（指标体系模板见下表），按</w:t>
+        <w:t>根据SLA制定指标体系，按</w:t>
       </w:r>
       <w:r>
         <w:rPr>
           <w:rFonts w:hint="eastAsia"/>
           <w:lang w:val="en-US" w:eastAsia="zh-CN"/>
         </w:rPr>
-        <w:t>年</w:t>
-      </w:r>
+        <w:t>周期</w:t>
+      </w:r>
+      <w:bookmarkStart w:id="43" w:name="_GoBack"/>
+      <w:bookmarkEnd w:id="43"/>
       <w:r>
         <w:rPr>
           <w:rFonts w:hint="default"/>
@@ -7322,7 +7310,7 @@
           <w:lang w:val="en-US" w:eastAsia="zh-CN"/>
         </w:rPr>
       </w:pPr>
-      <w:bookmarkStart w:id="32" w:name="_Toc18301"/>
+      <w:bookmarkStart w:id="32" w:name="_Toc11747"/>
       <w:r>
         <w:rPr>
           <w:rFonts w:hint="default"/>
@@ -7354,7 +7342,7 @@
           <w:lang w:val="en-US" w:eastAsia="zh-CN"/>
         </w:rPr>
       </w:pPr>
-      <w:bookmarkStart w:id="33" w:name="_Toc29691"/>
+      <w:bookmarkStart w:id="33" w:name="_Toc14086"/>
       <w:r>
         <w:rPr>
           <w:rFonts w:hint="default"/>
@@ -7547,7 +7535,7 @@
           <w:lang w:val="en-US" w:eastAsia="zh-CN"/>
         </w:rPr>
       </w:pPr>
-      <w:bookmarkStart w:id="34" w:name="_Toc22493"/>
+      <w:bookmarkStart w:id="34" w:name="_Toc6518"/>
       <w:r>
         <w:rPr>
           <w:rFonts w:hint="default"/>
@@ -7803,7 +7791,7 @@
           <w:lang w:val="en-US" w:eastAsia="zh-CN"/>
         </w:rPr>
       </w:pPr>
-      <w:bookmarkStart w:id="35" w:name="_Toc2518"/>
+      <w:bookmarkStart w:id="35" w:name="_Toc7309"/>
       <w:r>
         <w:rPr>
           <w:rFonts w:hint="default"/>
@@ -8147,7 +8135,7 @@
           <w:lang w:val="en-US" w:eastAsia="zh-CN"/>
         </w:rPr>
       </w:pPr>
-      <w:bookmarkStart w:id="36" w:name="_Toc19965"/>
+      <w:bookmarkStart w:id="36" w:name="_Toc26689"/>
       <w:r>
         <w:rPr>
           <w:rFonts w:hint="default"/>
@@ -8475,7 +8463,7 @@
           <w:lang w:val="en-US" w:eastAsia="zh-CN"/>
         </w:rPr>
       </w:pPr>
-      <w:bookmarkStart w:id="37" w:name="_Toc23175"/>
+      <w:bookmarkStart w:id="37" w:name="_Toc18855"/>
       <w:r>
         <w:rPr>
           <w:rFonts w:hint="default"/>
@@ -8671,7 +8659,7 @@
           <w:lang w:val="en-US" w:eastAsia="zh-CN"/>
         </w:rPr>
       </w:pPr>
-      <w:bookmarkStart w:id="38" w:name="_Toc13400"/>
+      <w:bookmarkStart w:id="38" w:name="_Toc19873"/>
       <w:r>
         <w:rPr>
           <w:rFonts w:hint="default"/>
@@ -9474,7 +9462,7 @@
           <w:lang w:val="en-US" w:eastAsia="zh-CN"/>
         </w:rPr>
       </w:pPr>
-      <w:bookmarkStart w:id="39" w:name="_Toc18756"/>
+      <w:bookmarkStart w:id="39" w:name="_Toc10274"/>
       <w:r>
         <w:rPr>
           <w:rFonts w:hint="default"/>
@@ -9601,16 +9589,7 @@
           <w:rFonts w:hint="default"/>
           <w:lang w:val="en-US" w:eastAsia="zh-CN"/>
         </w:rPr>
-        <w:t>人员考核指标设定是否符合</w:t>
-      </w:r>
-      <w:bookmarkStart w:id="43" w:name="_GoBack"/>
-      <w:bookmarkEnd w:id="43"/>
-      <w:r>
-        <w:rPr>
-          <w:rFonts w:hint="default"/>
-          <w:lang w:val="en-US" w:eastAsia="zh-CN"/>
-        </w:rPr>
-        <w:t>SMART原则。</w:t>
+        <w:t>人员考核指标设定是否符合SMART原则。</w:t>
       </w:r>
     </w:p>
     <w:p>
@@ -9682,7 +9661,7 @@
           <w:lang w:val="en-US" w:eastAsia="zh-CN"/>
         </w:rPr>
       </w:pPr>
-      <w:bookmarkStart w:id="40" w:name="_Toc342"/>
+      <w:bookmarkStart w:id="40" w:name="_Toc2177"/>
       <w:r>
         <w:rPr>
           <w:rFonts w:hint="eastAsia"/>
@@ -9797,7 +9776,7 @@
           <w:lang w:val="en-US" w:eastAsia="zh-CN"/>
         </w:rPr>
       </w:pPr>
-      <w:bookmarkStart w:id="41" w:name="_Toc6868"/>
+      <w:bookmarkStart w:id="41" w:name="_Toc28205"/>
       <w:r>
         <w:rPr>
           <w:rFonts w:hint="eastAsia"/>
@@ -9909,7 +9888,7 @@
           <w:lang w:val="en-US" w:eastAsia="zh-CN"/>
         </w:rPr>
       </w:pPr>
-      <w:bookmarkStart w:id="42" w:name="_Toc22189"/>
+      <w:bookmarkStart w:id="42" w:name="_Toc25986"/>
       <w:r>
         <w:rPr>
           <w:rFonts w:hint="default"/>

--- a/4.质量管理/1.流程制度规范类文件/HXDL-ITSS-0403运维服务质量管理制度.docx
+++ b/4.质量管理/1.流程制度规范类文件/HXDL-ITSS-0403运维服务质量管理制度.docx
@@ -5646,8 +5646,10 @@
           <w:rFonts w:hint="default"/>
           <w:lang w:val="en-US" w:eastAsia="zh-CN"/>
         </w:rPr>
-        <w:t>经理、研发工程师、ERP运维工程师、数据中心运维工程师、用采运维工程师、基础环境运维工程师、会议电视运维工程师、应急通信运维工程师、传输设备运维工程师、</w:t>
-      </w:r>
+        <w:t>经理、研发工程师、基础环境运维工程师、</w:t>
+      </w:r>
+      <w:bookmarkStart w:id="43" w:name="_GoBack"/>
+      <w:bookmarkEnd w:id="43"/>
       <w:r>
         <w:rPr>
           <w:rFonts w:hint="eastAsia"/>
@@ -7222,8 +7224,6 @@
         </w:rPr>
         <w:t>周期</w:t>
       </w:r>
-      <w:bookmarkStart w:id="43" w:name="_GoBack"/>
-      <w:bookmarkEnd w:id="43"/>
       <w:r>
         <w:rPr>
           <w:rFonts w:hint="default"/>
